--- a/All labs/Лабораторна_Робота_6.Свічинський_Олексій.docx
+++ b/All labs/Лабораторна_Робота_6.Свічинський_Олексій.docx
@@ -538,7 +538,15 @@
           <w:szCs w:val="28"/>
           <w:lang w:val="uk-UA"/>
         </w:rPr>
-        <w:t xml:space="preserve"> Навчитися використовувати CSS, вивчити види та особливості</w:t>
+        <w:t xml:space="preserve"> Навчитися використовувати CSS, вивчити особливості</w:t>
+      </w:r>
+      <w:r>
+        <w:rPr>
+          <w:sz w:val="28"/>
+          <w:szCs w:val="28"/>
+          <w:lang w:val="uk-UA"/>
+        </w:rPr>
+        <w:t xml:space="preserve"> тексту</w:t>
       </w:r>
       <w:r>
         <w:rPr>
@@ -553,7 +561,7 @@
           <w:szCs w:val="28"/>
           <w:lang w:val="uk-UA"/>
         </w:rPr>
-        <w:t>тексту</w:t>
+        <w:t>та блочних моделей</w:t>
       </w:r>
       <w:r>
         <w:rPr>
@@ -598,7 +606,23 @@
           <w:szCs w:val="28"/>
           <w:lang w:val="uk-UA"/>
         </w:rPr>
-        <w:t>CSS (селектори);</w:t>
+        <w:t>CSS (</w:t>
+      </w:r>
+      <w:r>
+        <w:rPr>
+          <w:sz w:val="28"/>
+          <w:szCs w:val="28"/>
+          <w:lang w:val="uk-UA"/>
+        </w:rPr>
+        <w:t>Блочна модель</w:t>
+      </w:r>
+      <w:r>
+        <w:rPr>
+          <w:sz w:val="28"/>
+          <w:szCs w:val="28"/>
+          <w:lang w:val="uk-UA"/>
+        </w:rPr>
+        <w:t>);</w:t>
       </w:r>
     </w:p>
     <w:p>
@@ -783,361 +807,16 @@
           <w:szCs w:val="28"/>
           <w:lang w:val="uk-UA"/>
         </w:rPr>
-        <w:t>Скопіюйте і вставте у зону CSS наступні коментарі:</w:t>
-      </w:r>
-    </w:p>
-    <w:p>
-      <w:pPr>
-        <w:spacing w:line="360" w:lineRule="auto"/>
-        <w:jc w:val="both"/>
-        <w:rPr>
-          <w:sz w:val="28"/>
-          <w:szCs w:val="28"/>
-          <w:lang w:val="uk-UA"/>
-        </w:rPr>
-      </w:pPr>
-    </w:p>
-    <w:tbl>
-      <w:tblPr>
-        <w:tblW w:w="0" w:type="auto"/>
-        <w:tblCellMar>
-          <w:top w:w="15" w:type="dxa"/>
-          <w:left w:w="15" w:type="dxa"/>
-          <w:bottom w:w="15" w:type="dxa"/>
-          <w:right w:w="15" w:type="dxa"/>
-        </w:tblCellMar>
-        <w:tblLook w:val="04A0" w:firstRow="1" w:lastRow="0" w:firstColumn="1" w:lastColumn="0" w:noHBand="0" w:noVBand="1"/>
-      </w:tblPr>
-      <w:tblGrid>
-        <w:gridCol w:w="9354"/>
-      </w:tblGrid>
-      <w:tr>
-        <w:tc>
-          <w:tcPr>
-            <w:tcW w:w="0" w:type="auto"/>
-            <w:shd w:val="clear" w:color="auto" w:fill="FFFFFF"/>
-            <w:tcMar>
-              <w:top w:w="100" w:type="dxa"/>
-              <w:left w:w="100" w:type="dxa"/>
-              <w:bottom w:w="100" w:type="dxa"/>
-              <w:right w:w="100" w:type="dxa"/>
-            </w:tcMar>
-            <w:hideMark/>
-          </w:tcPr>
-          <w:p>
-            <w:pPr>
-              <w:spacing w:line="360" w:lineRule="auto"/>
-              <w:jc w:val="both"/>
-              <w:rPr>
-                <w:sz w:val="28"/>
-                <w:szCs w:val="28"/>
-                <w:lang w:val="uk-UA"/>
-              </w:rPr>
-            </w:pPr>
-            <w:r>
-              <w:rPr>
-                <w:sz w:val="28"/>
-                <w:szCs w:val="28"/>
-                <w:lang w:val="uk-UA"/>
-              </w:rPr>
-              <w:t>/* 1. додайте клас до h1 і зробіть весь текст для класу заглавними літерами (text-transform: uppercase) */</w:t>
-            </w:r>
-            <w:r>
-              <w:rPr>
-                <w:sz w:val="28"/>
-                <w:szCs w:val="28"/>
-                <w:lang w:val="uk-UA"/>
-              </w:rPr>
-              <w:br/>
-            </w:r>
-            <w:r>
-              <w:rPr>
-                <w:sz w:val="28"/>
-                <w:szCs w:val="28"/>
-                <w:lang w:val="uk-UA"/>
-              </w:rPr>
-              <w:br/>
-              <w:t>/* 2. придумайте назву класа для списку цілей і встановіть колір шрифту червоним у шістнадцятковому форматі */</w:t>
-            </w:r>
-            <w:r>
-              <w:rPr>
-                <w:sz w:val="28"/>
-                <w:szCs w:val="28"/>
-                <w:lang w:val="uk-UA"/>
-              </w:rPr>
-              <w:br/>
-            </w:r>
-            <w:r>
-              <w:rPr>
-                <w:sz w:val="28"/>
-                <w:szCs w:val="28"/>
-                <w:lang w:val="uk-UA"/>
-              </w:rPr>
-              <w:br/>
-              <w:t>/* 3. пунктам списку цілей за класом дайте колір заднього фону yellow і нахилений шрифт (font-style: italic)*/</w:t>
-            </w:r>
-            <w:r>
-              <w:rPr>
-                <w:sz w:val="28"/>
-                <w:szCs w:val="28"/>
-                <w:lang w:val="uk-UA"/>
-              </w:rPr>
-              <w:br/>
-            </w:r>
-            <w:r>
-              <w:rPr>
-                <w:sz w:val="28"/>
-                <w:szCs w:val="28"/>
-                <w:lang w:val="uk-UA"/>
-              </w:rPr>
-              <w:br/>
-              <w:t>/* 4. для усіх впорядкованих списків задайте рамку 1px solid red */</w:t>
-            </w:r>
-            <w:r>
-              <w:rPr>
-                <w:sz w:val="28"/>
-                <w:szCs w:val="28"/>
-                <w:lang w:val="uk-UA"/>
-              </w:rPr>
-              <w:br/>
-            </w:r>
-            <w:r>
-              <w:rPr>
-                <w:sz w:val="28"/>
-                <w:szCs w:val="28"/>
-                <w:lang w:val="uk-UA"/>
-              </w:rPr>
-              <w:br/>
-              <w:t>/* 5. задайте id (ідентифікатор) для заголовку першого рівня і встановіть на нього колір шрифта green */</w:t>
-            </w:r>
-            <w:r>
-              <w:rPr>
-                <w:sz w:val="28"/>
-                <w:szCs w:val="28"/>
-                <w:lang w:val="uk-UA"/>
-              </w:rPr>
-              <w:br/>
-            </w:r>
-            <w:r>
-              <w:rPr>
-                <w:sz w:val="28"/>
-                <w:szCs w:val="28"/>
-                <w:lang w:val="uk-UA"/>
-              </w:rPr>
-              <w:br/>
-            </w:r>
-            <w:r>
-              <w:rPr>
-                <w:sz w:val="28"/>
-                <w:szCs w:val="28"/>
-                <w:lang w:val="uk-UA"/>
-              </w:rPr>
-              <w:lastRenderedPageBreak/>
-              <w:t>/* 6. для всіх посилань на PDF-документи втсановити стиль: колір зелений і font-style: italic */</w:t>
-            </w:r>
-            <w:r>
-              <w:rPr>
-                <w:sz w:val="28"/>
-                <w:szCs w:val="28"/>
-                <w:lang w:val="uk-UA"/>
-              </w:rPr>
-              <w:br/>
-            </w:r>
-            <w:r>
-              <w:rPr>
-                <w:sz w:val="28"/>
-                <w:szCs w:val="28"/>
-                <w:lang w:val="uk-UA"/>
-              </w:rPr>
-              <w:br/>
-              <w:t>/* 7. для всіх посилань втсановити колір шрифта violet та заберыть підкреслення (text-decoration: none).</w:t>
-            </w:r>
-            <w:r>
-              <w:rPr>
-                <w:sz w:val="28"/>
-                <w:szCs w:val="28"/>
-                <w:lang w:val="uk-UA"/>
-              </w:rPr>
-              <w:br/>
-              <w:t xml:space="preserve">   Питання: чому PDF-файли вже не підкреслені але все ж лишились зелені? */</w:t>
-            </w:r>
-            <w:r>
-              <w:rPr>
-                <w:sz w:val="28"/>
-                <w:szCs w:val="28"/>
-                <w:lang w:val="uk-UA"/>
-              </w:rPr>
-              <w:br/>
-            </w:r>
-            <w:r>
-              <w:rPr>
-                <w:sz w:val="28"/>
-                <w:szCs w:val="28"/>
-                <w:lang w:val="uk-UA"/>
-              </w:rPr>
-              <w:br/>
-            </w:r>
-            <w:r>
-              <w:rPr>
-                <w:sz w:val="28"/>
-                <w:szCs w:val="28"/>
-                <w:lang w:val="uk-UA"/>
-              </w:rPr>
-              <w:br/>
-              <w:t>/* 8. Встановіть всі заглавні літери (text-transform: uppercase) для усіх вкладнених списків другого рівня*/</w:t>
-            </w:r>
-            <w:r>
-              <w:rPr>
-                <w:sz w:val="28"/>
-                <w:szCs w:val="28"/>
-                <w:lang w:val="uk-UA"/>
-              </w:rPr>
-              <w:br/>
-            </w:r>
-            <w:r>
-              <w:rPr>
-                <w:sz w:val="28"/>
-                <w:szCs w:val="28"/>
-                <w:lang w:val="uk-UA"/>
-              </w:rPr>
-              <w:br/>
-              <w:t>/* 9. для всіх посилань що знаходяться всередині абзаців встановити колір шрифта magenta і задній фон кольору mistyrose */</w:t>
-            </w:r>
-            <w:r>
-              <w:rPr>
-                <w:sz w:val="28"/>
-                <w:szCs w:val="28"/>
-                <w:lang w:val="uk-UA"/>
-              </w:rPr>
-              <w:br/>
-            </w:r>
-            <w:r>
-              <w:rPr>
-                <w:sz w:val="28"/>
-                <w:szCs w:val="28"/>
-                <w:lang w:val="uk-UA"/>
-              </w:rPr>
-              <w:br/>
-              <w:t>/* 10. створити клас bold який буде будь-який текст перетворювати на жирний і застосувати його: 1) до двох останіх   пунктів цілей 2) до першого довгого абзацу (той що під основним заголовком).</w:t>
-            </w:r>
-            <w:r>
-              <w:rPr>
-                <w:sz w:val="28"/>
-                <w:szCs w:val="28"/>
-                <w:lang w:val="uk-UA"/>
-              </w:rPr>
-              <w:br/>
-              <w:t>  Питання: чому у нас одночасно і bold i italic?</w:t>
-            </w:r>
-            <w:r>
-              <w:rPr>
-                <w:sz w:val="28"/>
-                <w:szCs w:val="28"/>
-                <w:lang w:val="uk-UA"/>
-              </w:rPr>
-              <w:br/>
-              <w:t>*/</w:t>
-            </w:r>
-            <w:r>
-              <w:rPr>
-                <w:sz w:val="28"/>
-                <w:szCs w:val="28"/>
-                <w:lang w:val="uk-UA"/>
-              </w:rPr>
-              <w:br/>
-            </w:r>
-            <w:r>
-              <w:rPr>
-                <w:sz w:val="28"/>
-                <w:szCs w:val="28"/>
-                <w:lang w:val="uk-UA"/>
-              </w:rPr>
-              <w:br/>
-              <w:t>/* 11. для всіх тегів li з класом bold встановити всі заглавні літери */</w:t>
-            </w:r>
-            <w:r>
-              <w:rPr>
-                <w:sz w:val="28"/>
-                <w:szCs w:val="28"/>
-                <w:lang w:val="uk-UA"/>
-              </w:rPr>
-              <w:br/>
-            </w:r>
-            <w:r>
-              <w:rPr>
-                <w:sz w:val="28"/>
-                <w:szCs w:val="28"/>
-                <w:lang w:val="uk-UA"/>
-              </w:rPr>
-              <w:br/>
-              <w:t>/* 12. другий довгий абзац і передостанній "Написати нам листа" вирійвняйте по правому краю, додайте синю рамку навколо та встановіть розмір шрифта 20px */</w:t>
-            </w:r>
-            <w:r>
-              <w:rPr>
-                <w:sz w:val="28"/>
-                <w:szCs w:val="28"/>
-                <w:lang w:val="uk-UA"/>
-              </w:rPr>
-              <w:br/>
-            </w:r>
-            <w:r>
-              <w:rPr>
-                <w:sz w:val="28"/>
-                <w:szCs w:val="28"/>
-                <w:lang w:val="uk-UA"/>
-              </w:rPr>
-              <w:br/>
-              <w:t>/* 13. на тег h1 встановіть колір шрифта червоний. Чому він не спрацює і що можна зробити щоб він спрацював?*/</w:t>
-            </w:r>
-            <w:r>
-              <w:rPr>
-                <w:sz w:val="28"/>
-                <w:szCs w:val="28"/>
-                <w:lang w:val="uk-UA"/>
-              </w:rPr>
-              <w:br/>
-            </w:r>
-            <w:r>
-              <w:rPr>
-                <w:sz w:val="28"/>
-                <w:szCs w:val="28"/>
-                <w:lang w:val="uk-UA"/>
-              </w:rPr>
-              <w:lastRenderedPageBreak/>
-              <w:br/>
-              <w:t>/* 14. для всіх можливих селекторів встановіть властивість box-sizing: border-box (у DevTools перегляньте які CSS властивості у елементів активні і визначте чи успішно виконано завдання) */</w:t>
-            </w:r>
-            <w:r>
-              <w:rPr>
-                <w:sz w:val="28"/>
-                <w:szCs w:val="28"/>
-                <w:lang w:val="uk-UA"/>
-              </w:rPr>
-              <w:br/>
-            </w:r>
-            <w:r>
-              <w:rPr>
-                <w:sz w:val="28"/>
-                <w:szCs w:val="28"/>
-                <w:lang w:val="uk-UA"/>
-              </w:rPr>
-              <w:br/>
-              <w:t>/* 15. зробіть так, щоб задній фон цілей був не на всю ширину сторінки бо це блочці елементи, а лише по довжині кожного з елементів (відповідь: огорнути текст у рядкові span-и застосувати background до них) */</w:t>
-            </w:r>
-          </w:p>
-        </w:tc>
-      </w:tr>
-    </w:tbl>
-    <w:p>
-      <w:pPr>
-        <w:spacing w:line="360" w:lineRule="auto"/>
-        <w:jc w:val="both"/>
-        <w:rPr>
-          <w:sz w:val="28"/>
-          <w:szCs w:val="28"/>
-          <w:lang w:val="uk-UA"/>
-        </w:rPr>
-      </w:pPr>
+        <w:t>Скопіюйте і вставте у зону CSS коментарі</w:t>
+      </w:r>
+      <w:r>
+        <w:rPr>
+          <w:sz w:val="28"/>
+          <w:szCs w:val="28"/>
+          <w:lang w:val="uk-UA"/>
+        </w:rPr>
+        <w:t>;</w:t>
+      </w:r>
     </w:p>
     <w:p>
       <w:pPr>
@@ -1160,19 +839,8 @@
           <w:szCs w:val="28"/>
           <w:lang w:val="uk-UA"/>
         </w:rPr>
-        <w:t>Під кожним з 12 пунктів коментарів додайте відповідне CSS-правило. 3 останніх пунктів - додаткові для тих что все зробив скоріше і дещо складніші.</w:t>
-      </w:r>
-    </w:p>
-    <w:p>
-      <w:pPr>
-        <w:spacing w:line="360" w:lineRule="auto"/>
-        <w:jc w:val="both"/>
-        <w:rPr>
-          <w:sz w:val="28"/>
-          <w:szCs w:val="28"/>
-          <w:lang w:val="uk-UA"/>
-        </w:rPr>
-      </w:pPr>
+        <w:t>Під кожним з 14 пунктів коментарів додайте відповідне CSS-правило</w:t>
+      </w:r>
     </w:p>
     <w:p>
       <w:pPr>
@@ -1200,7 +868,23 @@
           <w:szCs w:val="28"/>
           <w:lang w:val="uk-UA"/>
         </w:rPr>
-        <w:t>перших 12 пунктів ваш документ повинен виглядати наступним чином у разі, якщо все зроблено вірно:</w:t>
+        <w:t>перших 1</w:t>
+      </w:r>
+      <w:r>
+        <w:rPr>
+          <w:sz w:val="28"/>
+          <w:szCs w:val="28"/>
+          <w:lang w:val="uk-UA"/>
+        </w:rPr>
+        <w:t>4</w:t>
+      </w:r>
+      <w:r>
+        <w:rPr>
+          <w:sz w:val="28"/>
+          <w:szCs w:val="28"/>
+          <w:lang w:val="uk-UA"/>
+        </w:rPr>
+        <w:t xml:space="preserve"> пунктів ваш документ повинен виглядати наступним чином у разі, якщо все зроблено вірно:</w:t>
       </w:r>
     </w:p>
     <w:p>
@@ -1216,15 +900,15 @@
       <w:r>
         <w:rPr>
           <w:noProof/>
-          <w:sz w:val="28"/>
-          <w:szCs w:val="28"/>
+          <w:color w:val="000000"/>
+          <w:bdr w:val="none" w:sz="0" w:space="0" w:color="auto" w:frame="1"/>
           <w:lang w:val="uk-UA"/>
         </w:rPr>
         <w:drawing>
-          <wp:inline distT="0" distB="0" distL="0" distR="0" wp14:anchorId="4D626DFF" wp14:editId="291FBC5D">
-            <wp:extent cx="4786492" cy="4475019"/>
-            <wp:effectExtent l="0" t="0" r="0" b="1905"/>
-            <wp:docPr id="2" name="Рисунок 2" descr="A screenshot of a computer&#10;&#10;Description automatically generated"/>
+          <wp:inline distT="0" distB="0" distL="0" distR="0" wp14:anchorId="6BE7BBF4" wp14:editId="0E3105AE">
+            <wp:extent cx="3957669" cy="4014788"/>
+            <wp:effectExtent l="0" t="0" r="5080" b="5080"/>
+            <wp:docPr id="13" name="Рисунок 13" descr="A screenshot of a web page&#10;&#10;Description automatically generated"/>
             <wp:cNvGraphicFramePr>
               <a:graphicFrameLocks xmlns:a="http://schemas.openxmlformats.org/drawingml/2006/main" noChangeAspect="1"/>
             </wp:cNvGraphicFramePr>
@@ -1232,7 +916,7 @@
               <a:graphicData uri="http://schemas.openxmlformats.org/drawingml/2006/picture">
                 <pic:pic xmlns:pic="http://schemas.openxmlformats.org/drawingml/2006/picture">
                   <pic:nvPicPr>
-                    <pic:cNvPr id="0" name="Picture 6" descr="A screenshot of a computer&#10;&#10;Description automatically generated"/>
+                    <pic:cNvPr id="0" name="Picture 6" descr="A screenshot of a web page&#10;&#10;Description automatically generated"/>
                     <pic:cNvPicPr>
                       <a:picLocks noChangeAspect="1" noChangeArrowheads="1"/>
                     </pic:cNvPicPr>
@@ -1253,7 +937,7 @@
                   <pic:spPr bwMode="auto">
                     <a:xfrm>
                       <a:off x="0" y="0"/>
-                      <a:ext cx="4810301" cy="4497279"/>
+                      <a:ext cx="3971078" cy="4028391"/>
                     </a:xfrm>
                     <a:prstGeom prst="rect">
                       <a:avLst/>
@@ -1272,20 +956,9 @@
     </w:p>
     <w:p>
       <w:pPr>
-        <w:spacing w:line="360" w:lineRule="auto"/>
-        <w:jc w:val="both"/>
-        <w:rPr>
-          <w:sz w:val="28"/>
-          <w:szCs w:val="28"/>
-          <w:lang w:val="uk-UA"/>
-        </w:rPr>
-      </w:pPr>
-    </w:p>
-    <w:p>
-      <w:pPr>
         <w:numPr>
           <w:ilvl w:val="0"/>
-          <w:numId w:val="4"/>
+          <w:numId w:val="12"/>
         </w:numPr>
         <w:spacing w:line="360" w:lineRule="auto"/>
         <w:jc w:val="both"/>
@@ -1301,6 +974,7 @@
           <w:szCs w:val="28"/>
           <w:lang w:val="uk-UA"/>
         </w:rPr>
+        <w:lastRenderedPageBreak/>
         <w:t xml:space="preserve">Створіть папку з назвою </w:t>
       </w:r>
       <w:r>
@@ -1311,7 +985,7 @@
           <w:szCs w:val="28"/>
           <w:lang w:val="uk-UA"/>
         </w:rPr>
-        <w:t>Lab_5</w:t>
+        <w:t>Lab_6</w:t>
       </w:r>
       <w:r>
         <w:rPr>
@@ -1344,7 +1018,7 @@
       <w:pPr>
         <w:numPr>
           <w:ilvl w:val="0"/>
-          <w:numId w:val="5"/>
+          <w:numId w:val="13"/>
         </w:numPr>
         <w:spacing w:line="360" w:lineRule="auto"/>
         <w:jc w:val="both"/>
@@ -1360,7 +1034,23 @@
           <w:szCs w:val="28"/>
           <w:lang w:val="uk-UA"/>
         </w:rPr>
-        <w:t>У паці для лабораторної роботи 5 створіть відповідні файли/директорії і скопіюйте туди вміст з онлайн ресурсів (codesanbox чи codepen)</w:t>
+        <w:t xml:space="preserve">У паці для лабораторної роботи </w:t>
+      </w:r>
+      <w:r>
+        <w:rPr>
+          <w:sz w:val="28"/>
+          <w:szCs w:val="28"/>
+          <w:lang w:val="uk-UA"/>
+        </w:rPr>
+        <w:t>6</w:t>
+      </w:r>
+      <w:r>
+        <w:rPr>
+          <w:sz w:val="28"/>
+          <w:szCs w:val="28"/>
+          <w:lang w:val="uk-UA"/>
+        </w:rPr>
+        <w:t xml:space="preserve"> створіть відповідні файли/директорії і скопіюйте туди вміст з онлайн ресурсів (codesanbox чи codepen)</w:t>
       </w:r>
       <w:r>
         <w:rPr>
@@ -1451,7 +1141,7 @@
       <w:pPr>
         <w:numPr>
           <w:ilvl w:val="0"/>
-          <w:numId w:val="6"/>
+          <w:numId w:val="14"/>
         </w:numPr>
         <w:spacing w:line="360" w:lineRule="auto"/>
         <w:jc w:val="both"/>
@@ -1474,7 +1164,7 @@
       <w:pPr>
         <w:numPr>
           <w:ilvl w:val="0"/>
-          <w:numId w:val="7"/>
+          <w:numId w:val="15"/>
         </w:numPr>
         <w:spacing w:line="360" w:lineRule="auto"/>
         <w:jc w:val="both"/>
@@ -1529,7 +1219,7 @@
       <w:pPr>
         <w:numPr>
           <w:ilvl w:val="0"/>
-          <w:numId w:val="8"/>
+          <w:numId w:val="16"/>
         </w:numPr>
         <w:spacing w:line="360" w:lineRule="auto"/>
         <w:jc w:val="both"/>
@@ -1665,15 +1355,14 @@
       </w:pPr>
       <w:r>
         <w:rPr>
-          <w:noProof/>
           <w:sz w:val="28"/>
           <w:szCs w:val="28"/>
           <w:lang w:val="uk-UA"/>
         </w:rPr>
         <w:drawing>
-          <wp:inline distT="0" distB="0" distL="0" distR="0" wp14:anchorId="488568AF" wp14:editId="0AA18A18">
-            <wp:extent cx="5939790" cy="2194560"/>
-            <wp:effectExtent l="0" t="0" r="3810" b="0"/>
+          <wp:inline distT="0" distB="0" distL="0" distR="0" wp14:anchorId="22F7C62C" wp14:editId="07D0A01C">
+            <wp:extent cx="5939790" cy="2017395"/>
+            <wp:effectExtent l="0" t="0" r="3810" b="1905"/>
             <wp:docPr id="1" name="Рисунок 1"/>
             <wp:cNvGraphicFramePr>
               <a:graphicFrameLocks xmlns:a="http://schemas.openxmlformats.org/drawingml/2006/main" noChangeAspect="1"/>
@@ -1694,7 +1383,7 @@
                   <pic:spPr>
                     <a:xfrm>
                       <a:off x="0" y="0"/>
-                      <a:ext cx="5939790" cy="2194560"/>
+                      <a:ext cx="5939790" cy="2017395"/>
                     </a:xfrm>
                     <a:prstGeom prst="rect">
                       <a:avLst/>
@@ -1803,14 +1492,16 @@
       </w:pPr>
       <w:r>
         <w:rPr>
-          <w:noProof/>
-          <w:lang w:val="uk-UA"/>
-        </w:rPr>
+          <w:sz w:val="28"/>
+          <w:szCs w:val="28"/>
+          <w:lang w:val="uk-UA"/>
+        </w:rPr>
+        <w:lastRenderedPageBreak/>
         <w:drawing>
-          <wp:inline distT="0" distB="0" distL="0" distR="0" wp14:anchorId="2A187B85" wp14:editId="048F51C3">
-            <wp:extent cx="5939790" cy="2006600"/>
+          <wp:inline distT="0" distB="0" distL="0" distR="0" wp14:anchorId="3F268612" wp14:editId="03A5AEC8">
+            <wp:extent cx="5939790" cy="1906270"/>
             <wp:effectExtent l="0" t="0" r="3810" b="0"/>
-            <wp:docPr id="3" name="Рисунок 3"/>
+            <wp:docPr id="19" name="Рисунок 19"/>
             <wp:cNvGraphicFramePr>
               <a:graphicFrameLocks xmlns:a="http://schemas.openxmlformats.org/drawingml/2006/main" noChangeAspect="1"/>
             </wp:cNvGraphicFramePr>
@@ -1830,7 +1521,7 @@
                   <pic:spPr>
                     <a:xfrm>
                       <a:off x="0" y="0"/>
-                      <a:ext cx="5939790" cy="2006600"/>
+                      <a:ext cx="5939790" cy="1906270"/>
                     </a:xfrm>
                     <a:prstGeom prst="rect">
                       <a:avLst/>
@@ -1892,16 +1583,15 @@
       </w:pPr>
       <w:r>
         <w:rPr>
-          <w:noProof/>
           <w:sz w:val="28"/>
           <w:szCs w:val="28"/>
           <w:lang w:val="uk-UA"/>
         </w:rPr>
         <w:drawing>
-          <wp:inline distT="0" distB="0" distL="0" distR="0" wp14:anchorId="04C53821" wp14:editId="624D73B0">
-            <wp:extent cx="5295966" cy="2590800"/>
-            <wp:effectExtent l="0" t="0" r="0" b="0"/>
-            <wp:docPr id="4" name="Рисунок 4"/>
+          <wp:inline distT="0" distB="0" distL="0" distR="0" wp14:anchorId="2C7E5A50" wp14:editId="1BA288A2">
+            <wp:extent cx="5939790" cy="2028190"/>
+            <wp:effectExtent l="0" t="0" r="3810" b="0"/>
+            <wp:docPr id="22" name="Рисунок 22"/>
             <wp:cNvGraphicFramePr>
               <a:graphicFrameLocks xmlns:a="http://schemas.openxmlformats.org/drawingml/2006/main" noChangeAspect="1"/>
             </wp:cNvGraphicFramePr>
@@ -1921,7 +1611,7 @@
                   <pic:spPr>
                     <a:xfrm>
                       <a:off x="0" y="0"/>
-                      <a:ext cx="5307889" cy="2596633"/>
+                      <a:ext cx="5939790" cy="2028190"/>
                     </a:xfrm>
                     <a:prstGeom prst="rect">
                       <a:avLst/>
@@ -1946,16 +1636,15 @@
       </w:pPr>
       <w:r>
         <w:rPr>
-          <w:noProof/>
           <w:sz w:val="28"/>
           <w:szCs w:val="28"/>
           <w:lang w:val="uk-UA"/>
         </w:rPr>
         <w:drawing>
-          <wp:inline distT="0" distB="0" distL="0" distR="0" wp14:anchorId="0A415992" wp14:editId="0E805C21">
-            <wp:extent cx="5939790" cy="1767205"/>
-            <wp:effectExtent l="0" t="0" r="3810" b="4445"/>
-            <wp:docPr id="5" name="Рисунок 5"/>
+          <wp:inline distT="0" distB="0" distL="0" distR="0" wp14:anchorId="289C296D" wp14:editId="281F6AAD">
+            <wp:extent cx="5939790" cy="1979930"/>
+            <wp:effectExtent l="0" t="0" r="3810" b="1270"/>
+            <wp:docPr id="23" name="Рисунок 23"/>
             <wp:cNvGraphicFramePr>
               <a:graphicFrameLocks xmlns:a="http://schemas.openxmlformats.org/drawingml/2006/main" noChangeAspect="1"/>
             </wp:cNvGraphicFramePr>
@@ -1975,7 +1664,7 @@
                   <pic:spPr>
                     <a:xfrm>
                       <a:off x="0" y="0"/>
-                      <a:ext cx="5939790" cy="1767205"/>
+                      <a:ext cx="5939790" cy="1979930"/>
                     </a:xfrm>
                     <a:prstGeom prst="rect">
                       <a:avLst/>
@@ -1998,30 +1687,17 @@
           <w:lang w:val="uk-UA"/>
         </w:rPr>
       </w:pPr>
-    </w:p>
-    <w:p>
-      <w:pPr>
-        <w:spacing w:line="360" w:lineRule="auto"/>
-        <w:jc w:val="both"/>
-        <w:rPr>
-          <w:sz w:val="28"/>
-          <w:szCs w:val="28"/>
-          <w:lang w:val="uk-UA"/>
-        </w:rPr>
-      </w:pPr>
-      <w:r>
-        <w:rPr>
-          <w:noProof/>
-          <w:sz w:val="28"/>
-          <w:szCs w:val="28"/>
-          <w:lang w:val="uk-UA"/>
-        </w:rPr>
-        <w:lastRenderedPageBreak/>
+      <w:r>
+        <w:rPr>
+          <w:sz w:val="28"/>
+          <w:szCs w:val="28"/>
+          <w:lang w:val="uk-UA"/>
+        </w:rPr>
         <w:drawing>
-          <wp:inline distT="0" distB="0" distL="0" distR="0" wp14:anchorId="0A04CE7C" wp14:editId="1C7E7161">
-            <wp:extent cx="5939790" cy="2019935"/>
-            <wp:effectExtent l="0" t="0" r="3810" b="0"/>
-            <wp:docPr id="6" name="Рисунок 6"/>
+          <wp:inline distT="0" distB="0" distL="0" distR="0" wp14:anchorId="01D1371D" wp14:editId="49ABB711">
+            <wp:extent cx="5939790" cy="1896110"/>
+            <wp:effectExtent l="0" t="0" r="3810" b="8890"/>
+            <wp:docPr id="24" name="Рисунок 24"/>
             <wp:cNvGraphicFramePr>
               <a:graphicFrameLocks xmlns:a="http://schemas.openxmlformats.org/drawingml/2006/main" noChangeAspect="1"/>
             </wp:cNvGraphicFramePr>
@@ -2041,7 +1717,7 @@
                   <pic:spPr>
                     <a:xfrm>
                       <a:off x="0" y="0"/>
-                      <a:ext cx="5939790" cy="2019935"/>
+                      <a:ext cx="5939790" cy="1896110"/>
                     </a:xfrm>
                     <a:prstGeom prst="rect">
                       <a:avLst/>
@@ -2077,16 +1753,16 @@
       </w:pPr>
       <w:r>
         <w:rPr>
-          <w:noProof/>
-          <w:sz w:val="28"/>
-          <w:szCs w:val="28"/>
-          <w:lang w:val="uk-UA"/>
-        </w:rPr>
+          <w:sz w:val="28"/>
+          <w:szCs w:val="28"/>
+          <w:lang w:val="uk-UA"/>
+        </w:rPr>
+        <w:lastRenderedPageBreak/>
         <w:drawing>
-          <wp:inline distT="0" distB="0" distL="0" distR="0" wp14:anchorId="3833F70C" wp14:editId="6DEEDACF">
-            <wp:extent cx="5939790" cy="977900"/>
+          <wp:inline distT="0" distB="0" distL="0" distR="0" wp14:anchorId="4C9F0087" wp14:editId="784F3CB2">
+            <wp:extent cx="5939790" cy="1874520"/>
             <wp:effectExtent l="0" t="0" r="3810" b="0"/>
-            <wp:docPr id="7" name="Рисунок 7"/>
+            <wp:docPr id="25" name="Рисунок 25"/>
             <wp:cNvGraphicFramePr>
               <a:graphicFrameLocks xmlns:a="http://schemas.openxmlformats.org/drawingml/2006/main" noChangeAspect="1"/>
             </wp:cNvGraphicFramePr>
@@ -2106,7 +1782,7 @@
                   <pic:spPr>
                     <a:xfrm>
                       <a:off x="0" y="0"/>
-                      <a:ext cx="5939790" cy="977900"/>
+                      <a:ext cx="5939790" cy="1874520"/>
                     </a:xfrm>
                     <a:prstGeom prst="rect">
                       <a:avLst/>
@@ -2129,60 +1805,17 @@
           <w:lang w:val="uk-UA"/>
         </w:rPr>
       </w:pPr>
-    </w:p>
-    <w:p>
-      <w:pPr>
-        <w:spacing w:line="360" w:lineRule="auto"/>
-        <w:jc w:val="both"/>
-        <w:rPr>
-          <w:sz w:val="28"/>
-          <w:szCs w:val="28"/>
-          <w:lang w:val="uk-UA"/>
-        </w:rPr>
-      </w:pPr>
-      <w:r>
-        <w:rPr>
-          <w:sz w:val="28"/>
-          <w:szCs w:val="28"/>
-          <w:lang w:val="uk-UA"/>
-        </w:rPr>
-        <w:tab/>
-        <w:t>В результаті виконання всіх 15 завдань отримав такий результат:</w:t>
-      </w:r>
-    </w:p>
-    <w:p>
-      <w:pPr>
-        <w:spacing w:line="360" w:lineRule="auto"/>
-        <w:jc w:val="both"/>
-        <w:rPr>
-          <w:sz w:val="28"/>
-          <w:szCs w:val="28"/>
-          <w:lang w:val="uk-UA"/>
-        </w:rPr>
-      </w:pPr>
-    </w:p>
-    <w:p>
-      <w:pPr>
-        <w:spacing w:line="360" w:lineRule="auto"/>
-        <w:jc w:val="both"/>
-        <w:rPr>
-          <w:sz w:val="28"/>
-          <w:szCs w:val="28"/>
-          <w:lang w:val="uk-UA"/>
-        </w:rPr>
-      </w:pPr>
-      <w:r>
-        <w:rPr>
-          <w:noProof/>
+      <w:r>
+        <w:rPr>
           <w:sz w:val="28"/>
           <w:szCs w:val="28"/>
           <w:lang w:val="uk-UA"/>
         </w:rPr>
         <w:drawing>
-          <wp:inline distT="0" distB="0" distL="0" distR="0" wp14:anchorId="1243B003" wp14:editId="39DE8234">
-            <wp:extent cx="5939790" cy="2720340"/>
-            <wp:effectExtent l="0" t="0" r="3810" b="3810"/>
-            <wp:docPr id="8" name="Рисунок 8"/>
+          <wp:inline distT="0" distB="0" distL="0" distR="0" wp14:anchorId="4DFE67D7" wp14:editId="5486F6B9">
+            <wp:extent cx="5939790" cy="1622425"/>
+            <wp:effectExtent l="0" t="0" r="3810" b="0"/>
+            <wp:docPr id="26" name="Рисунок 26"/>
             <wp:cNvGraphicFramePr>
               <a:graphicFrameLocks xmlns:a="http://schemas.openxmlformats.org/drawingml/2006/main" noChangeAspect="1"/>
             </wp:cNvGraphicFramePr>
@@ -2202,7 +1835,7 @@
                   <pic:spPr>
                     <a:xfrm>
                       <a:off x="0" y="0"/>
-                      <a:ext cx="5939790" cy="2720340"/>
+                      <a:ext cx="5939790" cy="1622425"/>
                     </a:xfrm>
                     <a:prstGeom prst="rect">
                       <a:avLst/>
@@ -2236,336 +1869,64 @@
           <w:lang w:val="uk-UA"/>
         </w:rPr>
       </w:pPr>
-    </w:p>
-    <w:p>
-      <w:pPr>
-        <w:spacing w:line="360" w:lineRule="auto"/>
-        <w:jc w:val="both"/>
-        <w:rPr>
-          <w:b/>
-          <w:bCs/>
-          <w:sz w:val="28"/>
-          <w:szCs w:val="28"/>
-          <w:lang w:val="uk-UA"/>
-        </w:rPr>
-      </w:pPr>
-      <w:r>
-        <w:rPr>
-          <w:b/>
-          <w:bCs/>
-          <w:sz w:val="28"/>
-          <w:szCs w:val="28"/>
-          <w:lang w:val="uk-UA"/>
-        </w:rPr>
-        <w:t>Відповіді на питання:</w:t>
-      </w:r>
-    </w:p>
-    <w:p>
-      <w:pPr>
-        <w:spacing w:line="360" w:lineRule="auto"/>
-        <w:jc w:val="both"/>
-        <w:rPr>
-          <w:sz w:val="28"/>
-          <w:szCs w:val="28"/>
-          <w:lang w:val="uk-UA"/>
-        </w:rPr>
-      </w:pPr>
-    </w:p>
-    <w:p>
-      <w:pPr>
-        <w:spacing w:line="360" w:lineRule="auto"/>
-        <w:ind w:firstLine="708"/>
-        <w:jc w:val="both"/>
-        <w:rPr>
-          <w:sz w:val="28"/>
-          <w:szCs w:val="28"/>
-          <w:lang w:val="uk-UA"/>
-        </w:rPr>
-      </w:pPr>
-      <w:r>
-        <w:rPr>
-          <w:sz w:val="28"/>
-          <w:szCs w:val="28"/>
-          <w:lang w:val="uk-UA"/>
-        </w:rPr>
-        <w:lastRenderedPageBreak/>
-        <w:t>7. для всіх посилань встановити колір шрифта violet та заберіть підкреслення (text-decoration: none). Питання: чому PDF-файли вже не підкреслені але все ж лишились зелені?</w:t>
-      </w:r>
-    </w:p>
-    <w:p>
-      <w:pPr>
-        <w:spacing w:line="360" w:lineRule="auto"/>
-        <w:jc w:val="both"/>
-        <w:rPr>
-          <w:sz w:val="28"/>
-          <w:szCs w:val="28"/>
-          <w:lang w:val="uk-UA"/>
-        </w:rPr>
-      </w:pPr>
-    </w:p>
-    <w:p>
-      <w:pPr>
-        <w:spacing w:line="360" w:lineRule="auto"/>
-        <w:ind w:firstLine="708"/>
-        <w:jc w:val="both"/>
-        <w:rPr>
-          <w:sz w:val="28"/>
-          <w:szCs w:val="28"/>
-          <w:lang w:val="uk-UA"/>
-        </w:rPr>
-      </w:pPr>
-      <w:r>
-        <w:rPr>
-          <w:sz w:val="28"/>
-          <w:szCs w:val="28"/>
-          <w:lang w:val="uk-UA"/>
-        </w:rPr>
-        <w:t>Тому що, хоча ми прибрали підкреслення у всіх посилань, селектор яким ми встановлювали колір окремо pdf-файлам є більш специфічним, і в результаті має більшу вагу, ніж той, яким ми прибирали підкреслення.</w:t>
-      </w:r>
-    </w:p>
-    <w:p>
-      <w:pPr>
-        <w:spacing w:line="360" w:lineRule="auto"/>
-        <w:ind w:firstLine="708"/>
-        <w:jc w:val="both"/>
-        <w:rPr>
-          <w:sz w:val="28"/>
-          <w:szCs w:val="28"/>
-          <w:lang w:val="uk-UA"/>
-        </w:rPr>
-      </w:pPr>
-    </w:p>
-    <w:p>
-      <w:pPr>
-        <w:spacing w:line="360" w:lineRule="auto"/>
-        <w:ind w:firstLine="708"/>
-        <w:jc w:val="both"/>
-        <w:rPr>
-          <w:sz w:val="28"/>
-          <w:szCs w:val="28"/>
-          <w:lang w:val="uk-UA"/>
-        </w:rPr>
-      </w:pPr>
-      <w:r>
-        <w:rPr>
-          <w:sz w:val="28"/>
-          <w:szCs w:val="28"/>
-          <w:lang w:val="uk-UA"/>
-        </w:rPr>
-        <w:t>10. створити клас bold який буде будь-який текст перетворювати на жирний і застосувати його: 1) до двох останіх   пунктів цілей 2) до першого довгого абзацу (той що під основним заголовком). Питання: чому у нас одночасно і bold i italic?</w:t>
-      </w:r>
-    </w:p>
-    <w:p>
-      <w:pPr>
-        <w:spacing w:line="360" w:lineRule="auto"/>
-        <w:ind w:firstLine="708"/>
-        <w:jc w:val="both"/>
-        <w:rPr>
-          <w:sz w:val="28"/>
-          <w:szCs w:val="28"/>
-          <w:lang w:val="uk-UA"/>
-        </w:rPr>
-      </w:pPr>
-    </w:p>
-    <w:p>
-      <w:pPr>
-        <w:spacing w:line="360" w:lineRule="auto"/>
-        <w:ind w:firstLine="708"/>
-        <w:jc w:val="both"/>
-        <w:rPr>
-          <w:sz w:val="28"/>
-          <w:szCs w:val="28"/>
-          <w:lang w:val="uk-UA"/>
-        </w:rPr>
-      </w:pPr>
-      <w:r>
-        <w:rPr>
-          <w:sz w:val="28"/>
-          <w:szCs w:val="28"/>
-          <w:lang w:val="uk-UA"/>
-        </w:rPr>
-        <w:t>Бо ми одночасно додаємо до елементу два класи, у як</w:t>
-      </w:r>
-      <w:r>
-        <w:rPr>
-          <w:sz w:val="28"/>
-          <w:szCs w:val="28"/>
-          <w:lang w:val="uk-UA"/>
-        </w:rPr>
-        <w:t>их</w:t>
-      </w:r>
-      <w:r>
-        <w:rPr>
-          <w:sz w:val="28"/>
-          <w:szCs w:val="28"/>
-          <w:lang w:val="uk-UA"/>
-        </w:rPr>
-        <w:t xml:space="preserve"> в одному задаємо font italic, а в іншому – weight bold</w:t>
-      </w:r>
-    </w:p>
-    <w:p>
-      <w:pPr>
-        <w:spacing w:line="360" w:lineRule="auto"/>
-        <w:ind w:firstLine="708"/>
-        <w:jc w:val="both"/>
-        <w:rPr>
-          <w:sz w:val="28"/>
-          <w:szCs w:val="28"/>
-          <w:lang w:val="uk-UA"/>
-        </w:rPr>
-      </w:pPr>
-    </w:p>
-    <w:p>
-      <w:pPr>
-        <w:spacing w:line="360" w:lineRule="auto"/>
-        <w:ind w:firstLine="708"/>
-        <w:jc w:val="both"/>
-        <w:rPr>
-          <w:sz w:val="28"/>
-          <w:szCs w:val="28"/>
-          <w:lang w:val="uk-UA"/>
-        </w:rPr>
-      </w:pPr>
-      <w:r>
-        <w:rPr>
-          <w:sz w:val="28"/>
-          <w:szCs w:val="28"/>
-          <w:lang w:val="uk-UA"/>
-        </w:rPr>
-        <w:t>13. на тег h1 встановіть колір шрифта червоний. Чому він не спрацює і що можна зробити щоб він спрацював?</w:t>
-      </w:r>
-    </w:p>
-    <w:p>
-      <w:pPr>
-        <w:spacing w:line="360" w:lineRule="auto"/>
-        <w:ind w:left="708"/>
-        <w:jc w:val="both"/>
-        <w:rPr>
-          <w:sz w:val="28"/>
-          <w:szCs w:val="28"/>
-          <w:lang w:val="uk-UA"/>
-        </w:rPr>
-      </w:pPr>
-    </w:p>
-    <w:p>
-      <w:pPr>
-        <w:spacing w:line="360" w:lineRule="auto"/>
-        <w:ind w:firstLine="708"/>
-        <w:jc w:val="both"/>
-        <w:rPr>
-          <w:sz w:val="28"/>
-          <w:szCs w:val="28"/>
-          <w:lang w:val="uk-UA"/>
-        </w:rPr>
-      </w:pPr>
-      <w:r>
-        <w:rPr>
-          <w:sz w:val="28"/>
-          <w:szCs w:val="28"/>
-          <w:lang w:val="uk-UA"/>
-        </w:rPr>
-        <w:t>Він не спрацює, бо ми вже встановили колір шрифта, використовуючи клас елемента. Так як клас має більшу вагу – він задає колір, і тому ми не можемо його перебити кольором тегу h1. Щоб він спрацював, треба прибрати у елемента h1 клас, або зробити селектор більш специфічним, наприклад h1.title.</w:t>
-      </w:r>
-    </w:p>
-    <w:p>
-      <w:pPr>
-        <w:spacing w:line="360" w:lineRule="auto"/>
-        <w:ind w:firstLine="708"/>
-        <w:jc w:val="both"/>
-        <w:rPr>
-          <w:sz w:val="28"/>
-          <w:szCs w:val="28"/>
-          <w:lang w:val="uk-UA"/>
-        </w:rPr>
-      </w:pPr>
-    </w:p>
-    <w:p>
-      <w:pPr>
-        <w:spacing w:line="360" w:lineRule="auto"/>
-        <w:ind w:firstLine="708"/>
-        <w:jc w:val="both"/>
-        <w:rPr>
-          <w:sz w:val="28"/>
-          <w:szCs w:val="28"/>
-          <w:lang w:val="uk-UA"/>
-        </w:rPr>
-      </w:pPr>
-      <w:r>
-        <w:rPr>
-          <w:sz w:val="28"/>
-          <w:szCs w:val="28"/>
-          <w:lang w:val="uk-UA"/>
-        </w:rPr>
-        <w:t>14. для всіх можливих селекторів встановіть властивість box-sizing: border-box (у DevTools перегляньте які CSS властивості у елементів активні і визначте чи успішно виконано завдання)</w:t>
-      </w:r>
-    </w:p>
-    <w:p>
-      <w:pPr>
-        <w:spacing w:line="360" w:lineRule="auto"/>
-        <w:ind w:firstLine="708"/>
-        <w:jc w:val="both"/>
-        <w:rPr>
-          <w:sz w:val="28"/>
-          <w:szCs w:val="28"/>
-          <w:lang w:val="uk-UA"/>
-        </w:rPr>
-      </w:pPr>
-    </w:p>
-    <w:p>
-      <w:pPr>
-        <w:spacing w:line="360" w:lineRule="auto"/>
-        <w:ind w:firstLine="708"/>
-        <w:jc w:val="both"/>
-        <w:rPr>
-          <w:sz w:val="28"/>
-          <w:szCs w:val="28"/>
-          <w:lang w:val="uk-UA"/>
-        </w:rPr>
-      </w:pPr>
-      <w:r>
-        <w:rPr>
-          <w:sz w:val="28"/>
-          <w:szCs w:val="28"/>
-          <w:lang w:val="uk-UA"/>
-        </w:rPr>
-        <w:t>Перевірив, завдання успішно виконане:</w:t>
-      </w:r>
-    </w:p>
-    <w:p>
-      <w:pPr>
-        <w:spacing w:line="360" w:lineRule="auto"/>
-        <w:ind w:firstLine="708"/>
-        <w:jc w:val="both"/>
-        <w:rPr>
-          <w:sz w:val="28"/>
-          <w:szCs w:val="28"/>
-          <w:lang w:val="uk-UA"/>
-        </w:rPr>
-      </w:pPr>
-    </w:p>
-    <w:p>
-      <w:pPr>
-        <w:spacing w:line="360" w:lineRule="auto"/>
-        <w:ind w:firstLine="708"/>
-        <w:jc w:val="both"/>
-        <w:rPr>
-          <w:sz w:val="28"/>
-          <w:szCs w:val="28"/>
-          <w:lang w:val="uk-UA"/>
-        </w:rPr>
-      </w:pPr>
-      <w:r>
-        <w:rPr>
-          <w:noProof/>
+      <w:r>
+        <w:rPr>
+          <w:sz w:val="28"/>
+          <w:szCs w:val="28"/>
+          <w:lang w:val="uk-UA"/>
+        </w:rPr>
+        <w:tab/>
+        <w:t>В результаті виконання всіх 1</w:t>
+      </w:r>
+      <w:r>
+        <w:rPr>
+          <w:sz w:val="28"/>
+          <w:szCs w:val="28"/>
+          <w:lang w:val="uk-UA"/>
+        </w:rPr>
+        <w:t>4</w:t>
+      </w:r>
+      <w:r>
+        <w:rPr>
+          <w:sz w:val="28"/>
+          <w:szCs w:val="28"/>
+          <w:lang w:val="uk-UA"/>
+        </w:rPr>
+        <w:t xml:space="preserve"> завдань отримав такий результат:</w:t>
+      </w:r>
+    </w:p>
+    <w:p>
+      <w:pPr>
+        <w:spacing w:line="360" w:lineRule="auto"/>
+        <w:jc w:val="both"/>
+        <w:rPr>
+          <w:sz w:val="28"/>
+          <w:szCs w:val="28"/>
+          <w:lang w:val="uk-UA"/>
+        </w:rPr>
+      </w:pPr>
+    </w:p>
+    <w:p>
+      <w:pPr>
+        <w:spacing w:line="360" w:lineRule="auto"/>
+        <w:jc w:val="both"/>
+        <w:rPr>
+          <w:sz w:val="28"/>
+          <w:szCs w:val="28"/>
+          <w:lang w:val="uk-UA"/>
+        </w:rPr>
+      </w:pPr>
+      <w:r>
+        <w:rPr>
           <w:sz w:val="28"/>
           <w:szCs w:val="28"/>
           <w:lang w:val="uk-UA"/>
         </w:rPr>
         <w:drawing>
-          <wp:inline distT="0" distB="0" distL="0" distR="0" wp14:anchorId="0424B5C1" wp14:editId="32B3B597">
-            <wp:extent cx="2223446" cy="4583723"/>
-            <wp:effectExtent l="0" t="0" r="5715" b="7620"/>
-            <wp:docPr id="9" name="Рисунок 9"/>
+          <wp:inline distT="0" distB="0" distL="0" distR="0" wp14:anchorId="7D16FC9B" wp14:editId="6C0D0EF3">
+            <wp:extent cx="5939790" cy="2902585"/>
+            <wp:effectExtent l="0" t="0" r="3810" b="0"/>
+            <wp:docPr id="27" name="Рисунок 27"/>
             <wp:cNvGraphicFramePr>
               <a:graphicFrameLocks xmlns:a="http://schemas.openxmlformats.org/drawingml/2006/main" noChangeAspect="1"/>
             </wp:cNvGraphicFramePr>
@@ -2585,7 +1946,7 @@
                   <pic:spPr>
                     <a:xfrm>
                       <a:off x="0" y="0"/>
-                      <a:ext cx="2236984" cy="4611632"/>
+                      <a:ext cx="5939790" cy="2902585"/>
                     </a:xfrm>
                     <a:prstGeom prst="rect">
                       <a:avLst/>
@@ -2597,26 +1958,253 @@
           </wp:inline>
         </w:drawing>
       </w:r>
-      <w:r>
-        <w:rPr>
-          <w:sz w:val="28"/>
-          <w:szCs w:val="28"/>
-          <w:lang w:val="uk-UA"/>
-        </w:rPr>
-        <w:t xml:space="preserve">      </w:t>
-      </w:r>
-      <w:r>
-        <w:rPr>
-          <w:noProof/>
+    </w:p>
+    <w:p>
+      <w:pPr>
+        <w:spacing w:line="360" w:lineRule="auto"/>
+        <w:jc w:val="both"/>
+        <w:rPr>
+          <w:sz w:val="28"/>
+          <w:szCs w:val="28"/>
+          <w:lang w:val="uk-UA"/>
+        </w:rPr>
+      </w:pPr>
+    </w:p>
+    <w:p>
+      <w:pPr>
+        <w:spacing w:line="360" w:lineRule="auto"/>
+        <w:jc w:val="both"/>
+        <w:rPr>
+          <w:sz w:val="28"/>
+          <w:szCs w:val="28"/>
+          <w:lang w:val="uk-UA"/>
+        </w:rPr>
+      </w:pPr>
+    </w:p>
+    <w:p>
+      <w:pPr>
+        <w:spacing w:line="360" w:lineRule="auto"/>
+        <w:jc w:val="both"/>
+        <w:rPr>
+          <w:b/>
+          <w:bCs/>
+          <w:sz w:val="28"/>
+          <w:szCs w:val="28"/>
+          <w:lang w:val="uk-UA"/>
+        </w:rPr>
+      </w:pPr>
+    </w:p>
+    <w:p>
+      <w:pPr>
+        <w:spacing w:line="360" w:lineRule="auto"/>
+        <w:jc w:val="both"/>
+        <w:rPr>
+          <w:b/>
+          <w:bCs/>
+          <w:sz w:val="28"/>
+          <w:szCs w:val="28"/>
+          <w:lang w:val="uk-UA"/>
+        </w:rPr>
+      </w:pPr>
+      <w:r>
+        <w:rPr>
+          <w:b/>
+          <w:bCs/>
+          <w:sz w:val="28"/>
+          <w:szCs w:val="28"/>
+          <w:lang w:val="uk-UA"/>
+        </w:rPr>
+        <w:t>Відповіді на питання:</w:t>
+      </w:r>
+    </w:p>
+    <w:p>
+      <w:pPr>
+        <w:spacing w:line="360" w:lineRule="auto"/>
+        <w:jc w:val="both"/>
+        <w:rPr>
+          <w:sz w:val="28"/>
+          <w:szCs w:val="28"/>
+          <w:lang w:val="uk-UA"/>
+        </w:rPr>
+      </w:pPr>
+    </w:p>
+    <w:p>
+      <w:pPr>
+        <w:spacing w:line="360" w:lineRule="auto"/>
+        <w:ind w:firstLine="708"/>
+        <w:jc w:val="both"/>
+        <w:rPr>
+          <w:sz w:val="28"/>
+          <w:szCs w:val="28"/>
+          <w:lang w:val="uk-UA"/>
+        </w:rPr>
+      </w:pPr>
+      <w:r>
+        <w:rPr>
+          <w:sz w:val="28"/>
+          <w:szCs w:val="28"/>
+          <w:lang w:val="uk-UA"/>
+        </w:rPr>
+        <w:lastRenderedPageBreak/>
+        <w:t>8. Чому зелений блок зверху довжиною теж 150 пікселів виглядає коротше ніж наш блок?</w:t>
+      </w:r>
+    </w:p>
+    <w:p>
+      <w:pPr>
+        <w:spacing w:line="360" w:lineRule="auto"/>
+        <w:ind w:firstLine="708"/>
+        <w:jc w:val="both"/>
+        <w:rPr>
+          <w:sz w:val="28"/>
+          <w:szCs w:val="28"/>
+          <w:lang w:val="uk-UA"/>
+        </w:rPr>
+      </w:pPr>
+      <w:r>
+        <w:rPr>
+          <w:sz w:val="28"/>
+          <w:szCs w:val="28"/>
+          <w:lang w:val="uk-UA"/>
+        </w:rPr>
+        <w:t xml:space="preserve">Бо там не враховуються внутрішні відступи, так як width задає тільки ширину контенту. </w:t>
+      </w:r>
+    </w:p>
+    <w:p>
+      <w:pPr>
+        <w:spacing w:line="360" w:lineRule="auto"/>
+        <w:jc w:val="both"/>
+        <w:rPr>
+          <w:sz w:val="28"/>
+          <w:szCs w:val="28"/>
+          <w:lang w:val="uk-UA"/>
+        </w:rPr>
+      </w:pPr>
+      <w:r>
+        <w:rPr>
+          <w:sz w:val="28"/>
+          <w:szCs w:val="28"/>
+          <w:lang w:val="uk-UA"/>
+        </w:rPr>
+        <w:tab/>
+      </w:r>
+      <w:r>
+        <w:rPr>
+          <w:sz w:val="28"/>
+          <w:szCs w:val="28"/>
+          <w:lang w:val="uk-UA"/>
+        </w:rPr>
+        <w:t>Чому коли ми задали нижні відступи заголовкам у нас все одно є відступ між заголовками знизу і наступним блоком? Який він точно? Дослідіть за допомогою Chrome DevTools (клавіша F12) панелі Styles</w:t>
+      </w:r>
+    </w:p>
+    <w:p>
+      <w:pPr>
+        <w:spacing w:line="360" w:lineRule="auto"/>
+        <w:jc w:val="both"/>
+        <w:rPr>
+          <w:sz w:val="28"/>
+          <w:szCs w:val="28"/>
+          <w:lang w:val="uk-UA"/>
+        </w:rPr>
+      </w:pPr>
+      <w:r>
+        <w:rPr>
+          <w:sz w:val="28"/>
+          <w:szCs w:val="28"/>
+          <w:lang w:val="uk-UA"/>
+        </w:rPr>
+        <w:tab/>
+        <w:t>Тому, що</w:t>
+      </w:r>
+      <w:r>
+        <w:rPr>
+          <w:sz w:val="28"/>
+          <w:szCs w:val="28"/>
+          <w:lang w:val="uk-UA"/>
+        </w:rPr>
+        <w:t xml:space="preserve"> в наступного блоку вказаний margin-top в 16 пікселів</w:t>
+      </w:r>
+      <w:r>
+        <w:rPr>
+          <w:sz w:val="28"/>
+          <w:szCs w:val="28"/>
+          <w:lang w:val="uk-UA"/>
+        </w:rPr>
+        <w:t xml:space="preserve"> </w:t>
+      </w:r>
+    </w:p>
+    <w:p>
+      <w:pPr>
+        <w:spacing w:line="360" w:lineRule="auto"/>
+        <w:jc w:val="both"/>
+        <w:rPr>
+          <w:sz w:val="28"/>
+          <w:szCs w:val="28"/>
+          <w:lang w:val="uk-UA"/>
+        </w:rPr>
+      </w:pPr>
+    </w:p>
+    <w:p>
+      <w:pPr>
+        <w:spacing w:line="360" w:lineRule="auto"/>
+        <w:ind w:firstLine="708"/>
+        <w:jc w:val="both"/>
+        <w:rPr>
+          <w:sz w:val="28"/>
+          <w:szCs w:val="28"/>
+          <w:lang w:val="uk-UA"/>
+        </w:rPr>
+      </w:pPr>
+      <w:r>
+        <w:rPr>
+          <w:sz w:val="28"/>
+          <w:szCs w:val="28"/>
+          <w:lang w:val="uk-UA"/>
+        </w:rPr>
+        <w:t>Перевір</w:t>
+      </w:r>
+      <w:r>
+        <w:rPr>
+          <w:sz w:val="28"/>
+          <w:szCs w:val="28"/>
+          <w:lang w:val="uk-UA"/>
+        </w:rPr>
+        <w:t>ка:</w:t>
+      </w:r>
+    </w:p>
+    <w:p>
+      <w:pPr>
+        <w:spacing w:line="360" w:lineRule="auto"/>
+        <w:ind w:firstLine="708"/>
+        <w:jc w:val="both"/>
+        <w:rPr>
+          <w:sz w:val="28"/>
+          <w:szCs w:val="28"/>
+          <w:lang w:val="uk-UA"/>
+        </w:rPr>
+      </w:pPr>
+    </w:p>
+    <w:p>
+      <w:pPr>
+        <w:spacing w:line="360" w:lineRule="auto"/>
+        <w:ind w:firstLine="708"/>
+        <w:jc w:val="center"/>
+        <w:rPr>
+          <w:sz w:val="28"/>
+          <w:szCs w:val="28"/>
+          <w:lang w:val="uk-UA"/>
+        </w:rPr>
+      </w:pPr>
+      <w:r>
+        <w:rPr>
           <w:sz w:val="28"/>
           <w:szCs w:val="28"/>
           <w:lang w:val="uk-UA"/>
         </w:rPr>
         <w:drawing>
-          <wp:inline distT="0" distB="0" distL="0" distR="0" wp14:anchorId="18148E8B" wp14:editId="1A2C9F58">
-            <wp:extent cx="2220428" cy="4588883"/>
-            <wp:effectExtent l="0" t="0" r="8890" b="2540"/>
-            <wp:docPr id="10" name="Рисунок 10"/>
+          <wp:inline distT="0" distB="0" distL="0" distR="0" wp14:anchorId="5AC8ACB8" wp14:editId="0B0A1CC9">
+            <wp:extent cx="2350294" cy="4579112"/>
+            <wp:effectExtent l="0" t="0" r="0" b="0"/>
+            <wp:docPr id="28" name="Рисунок 28"/>
             <wp:cNvGraphicFramePr>
               <a:graphicFrameLocks xmlns:a="http://schemas.openxmlformats.org/drawingml/2006/main" noChangeAspect="1"/>
             </wp:cNvGraphicFramePr>
@@ -2636,7 +2224,7 @@
                   <pic:spPr>
                     <a:xfrm>
                       <a:off x="0" y="0"/>
-                      <a:ext cx="2227996" cy="4604523"/>
+                      <a:ext cx="2353886" cy="4586111"/>
                     </a:xfrm>
                     <a:prstGeom prst="rect">
                       <a:avLst/>
@@ -2659,6 +2247,60 @@
           <w:lang w:val="uk-UA"/>
         </w:rPr>
       </w:pPr>
+    </w:p>
+    <w:p>
+      <w:pPr>
+        <w:spacing w:line="360" w:lineRule="auto"/>
+        <w:jc w:val="both"/>
+        <w:rPr>
+          <w:sz w:val="28"/>
+          <w:szCs w:val="28"/>
+          <w:lang w:val="uk-UA"/>
+        </w:rPr>
+      </w:pPr>
+    </w:p>
+    <w:p>
+      <w:pPr>
+        <w:spacing w:line="360" w:lineRule="auto"/>
+        <w:jc w:val="both"/>
+        <w:rPr>
+          <w:sz w:val="28"/>
+          <w:szCs w:val="28"/>
+          <w:lang w:val="uk-UA"/>
+        </w:rPr>
+      </w:pPr>
+    </w:p>
+    <w:p>
+      <w:pPr>
+        <w:spacing w:line="360" w:lineRule="auto"/>
+        <w:ind w:firstLine="708"/>
+        <w:jc w:val="both"/>
+        <w:rPr>
+          <w:sz w:val="28"/>
+          <w:szCs w:val="28"/>
+          <w:lang w:val="uk-UA"/>
+        </w:rPr>
+      </w:pPr>
+      <w:r>
+        <w:rPr>
+          <w:sz w:val="28"/>
+          <w:szCs w:val="28"/>
+          <w:lang w:val="uk-UA"/>
+        </w:rPr>
+        <w:lastRenderedPageBreak/>
+        <w:t>Зайдіть на сайт Google Fonts: 1) оберіть там будь який інший шрифт 2) розберіться самостійно як встановити його для всього тексту (окрім заголовків). Подивіться як ми підключили шрифт для заголовків - шукайте такий самий спосіб інтеграції. Шрифт можете обрати самі який сподобається або цей: 'PT Sans Narrow' </w:t>
+      </w:r>
+    </w:p>
+    <w:p>
+      <w:pPr>
+        <w:spacing w:line="360" w:lineRule="auto"/>
+        <w:jc w:val="both"/>
+        <w:rPr>
+          <w:sz w:val="28"/>
+          <w:szCs w:val="28"/>
+          <w:lang w:val="en-US"/>
+        </w:rPr>
+      </w:pPr>
       <w:r>
         <w:rPr>
           <w:sz w:val="28"/>
@@ -2666,73 +2308,94 @@
           <w:lang w:val="uk-UA"/>
         </w:rPr>
         <w:tab/>
-        <w:t>15. зробіть так, щоб задній фон цілей був не на всю ширину сторінки бо це блочці елементи, а лише по довжині кожного з елементів (відповідь: огорнути текст у рядкові span-и застосувати background до них)</w:t>
-      </w:r>
-    </w:p>
-    <w:p>
-      <w:pPr>
-        <w:spacing w:line="360" w:lineRule="auto"/>
-        <w:jc w:val="both"/>
-        <w:rPr>
-          <w:sz w:val="28"/>
-          <w:szCs w:val="28"/>
-          <w:lang w:val="uk-UA"/>
-        </w:rPr>
-      </w:pPr>
-    </w:p>
-    <w:p>
-      <w:pPr>
-        <w:spacing w:line="360" w:lineRule="auto"/>
-        <w:jc w:val="both"/>
-        <w:rPr>
-          <w:sz w:val="28"/>
-          <w:szCs w:val="28"/>
-          <w:lang w:val="uk-UA"/>
-        </w:rPr>
-      </w:pPr>
-      <w:r>
-        <w:rPr>
-          <w:sz w:val="28"/>
-          <w:szCs w:val="28"/>
-          <w:lang w:val="uk-UA"/>
-        </w:rPr>
-        <w:tab/>
-        <w:t>У результаті, прибравши зміни класу .targets, отримав таке:</w:t>
-      </w:r>
-    </w:p>
-    <w:p>
-      <w:pPr>
-        <w:spacing w:line="360" w:lineRule="auto"/>
-        <w:jc w:val="both"/>
-        <w:rPr>
-          <w:sz w:val="28"/>
-          <w:szCs w:val="28"/>
-          <w:lang w:val="uk-UA"/>
-        </w:rPr>
-      </w:pPr>
-    </w:p>
-    <w:p>
-      <w:pPr>
-        <w:spacing w:line="360" w:lineRule="auto"/>
-        <w:jc w:val="both"/>
-        <w:rPr>
-          <w:sz w:val="28"/>
-          <w:szCs w:val="28"/>
-          <w:lang w:val="uk-UA"/>
-        </w:rPr>
-      </w:pPr>
-      <w:r>
-        <w:rPr>
-          <w:noProof/>
-          <w:sz w:val="28"/>
-          <w:szCs w:val="28"/>
-          <w:lang w:val="uk-UA"/>
+        <w:t xml:space="preserve">Я обрав шрифт </w:t>
+      </w:r>
+      <w:r>
+        <w:rPr>
+          <w:sz w:val="28"/>
+          <w:szCs w:val="28"/>
+          <w:lang w:val="en-US"/>
+        </w:rPr>
+        <w:t>Stack</w:t>
+      </w:r>
+      <w:r>
+        <w:rPr>
+          <w:sz w:val="28"/>
+          <w:szCs w:val="28"/>
+        </w:rPr>
+        <w:t xml:space="preserve"> </w:t>
+      </w:r>
+      <w:r>
+        <w:rPr>
+          <w:sz w:val="28"/>
+          <w:szCs w:val="28"/>
+          <w:lang w:val="en-US"/>
+        </w:rPr>
+        <w:t>Sans</w:t>
+      </w:r>
+      <w:r>
+        <w:rPr>
+          <w:sz w:val="28"/>
+          <w:szCs w:val="28"/>
+        </w:rPr>
+        <w:t xml:space="preserve"> </w:t>
+      </w:r>
+      <w:r>
+        <w:rPr>
+          <w:sz w:val="28"/>
+          <w:szCs w:val="28"/>
+          <w:lang w:val="en-US"/>
+        </w:rPr>
+        <w:t>Notch</w:t>
+      </w:r>
+      <w:r>
+        <w:rPr>
+          <w:sz w:val="28"/>
+          <w:szCs w:val="28"/>
+          <w:lang w:val="uk-UA"/>
+        </w:rPr>
+        <w:t>, встановив його</w:t>
+      </w:r>
+      <w:r>
+        <w:rPr>
+          <w:sz w:val="28"/>
+          <w:szCs w:val="28"/>
+        </w:rPr>
+        <w:t>:</w:t>
+      </w:r>
+    </w:p>
+    <w:p>
+      <w:pPr>
+        <w:spacing w:line="360" w:lineRule="auto"/>
+        <w:jc w:val="both"/>
+        <w:rPr>
+          <w:sz w:val="28"/>
+          <w:szCs w:val="28"/>
+          <w:lang w:val="en-US"/>
+        </w:rPr>
+      </w:pPr>
+    </w:p>
+    <w:p>
+      <w:pPr>
+        <w:spacing w:line="360" w:lineRule="auto"/>
+        <w:jc w:val="both"/>
+        <w:rPr>
+          <w:sz w:val="28"/>
+          <w:szCs w:val="28"/>
+          <w:lang w:val="en-US"/>
+        </w:rPr>
+      </w:pPr>
+      <w:r>
+        <w:rPr>
+          <w:sz w:val="28"/>
+          <w:szCs w:val="28"/>
+          <w:lang w:val="en-US"/>
         </w:rPr>
         <w:drawing>
-          <wp:inline distT="0" distB="0" distL="0" distR="0" wp14:anchorId="195EA826" wp14:editId="5D886D6A">
-            <wp:extent cx="5939790" cy="658495"/>
-            <wp:effectExtent l="0" t="0" r="3810" b="8255"/>
-            <wp:docPr id="12" name="Рисунок 12"/>
+          <wp:inline distT="0" distB="0" distL="0" distR="0" wp14:anchorId="04ED0D05" wp14:editId="1B96FB9D">
+            <wp:extent cx="5939790" cy="880110"/>
+            <wp:effectExtent l="0" t="0" r="3810" b="0"/>
+            <wp:docPr id="29" name="Рисунок 29"/>
             <wp:cNvGraphicFramePr>
               <a:graphicFrameLocks xmlns:a="http://schemas.openxmlformats.org/drawingml/2006/main" noChangeAspect="1"/>
             </wp:cNvGraphicFramePr>
@@ -2752,7 +2415,7 @@
                   <pic:spPr>
                     <a:xfrm>
                       <a:off x="0" y="0"/>
-                      <a:ext cx="5939790" cy="658495"/>
+                      <a:ext cx="5939790" cy="880110"/>
                     </a:xfrm>
                     <a:prstGeom prst="rect">
                       <a:avLst/>
@@ -2775,49 +2438,17 @@
           <w:lang w:val="uk-UA"/>
         </w:rPr>
       </w:pPr>
-    </w:p>
-    <w:p>
-      <w:pPr>
-        <w:spacing w:line="360" w:lineRule="auto"/>
-        <w:jc w:val="both"/>
-        <w:rPr>
-          <w:sz w:val="28"/>
-          <w:szCs w:val="28"/>
-          <w:lang w:val="uk-UA"/>
-        </w:rPr>
-      </w:pPr>
-      <w:r>
-        <w:rPr>
-          <w:sz w:val="28"/>
-          <w:szCs w:val="28"/>
-          <w:lang w:val="uk-UA"/>
-        </w:rPr>
-        <w:tab/>
-        <w:t xml:space="preserve">Код span-у: </w:t>
-      </w:r>
-    </w:p>
-    <w:p>
-      <w:pPr>
-        <w:spacing w:line="360" w:lineRule="auto"/>
-        <w:jc w:val="both"/>
-        <w:rPr>
-          <w:sz w:val="28"/>
-          <w:szCs w:val="28"/>
-          <w:lang w:val="uk-UA"/>
-        </w:rPr>
-      </w:pPr>
-      <w:r>
-        <w:rPr>
-          <w:noProof/>
+      <w:r>
+        <w:rPr>
           <w:sz w:val="28"/>
           <w:szCs w:val="28"/>
           <w:lang w:val="uk-UA"/>
         </w:rPr>
         <w:drawing>
-          <wp:inline distT="0" distB="0" distL="0" distR="0" wp14:anchorId="616F9EE4" wp14:editId="122F82CC">
-            <wp:extent cx="2819794" cy="790685"/>
-            <wp:effectExtent l="0" t="0" r="0" b="9525"/>
-            <wp:docPr id="14" name="Рисунок 14"/>
+          <wp:inline distT="0" distB="0" distL="0" distR="0" wp14:anchorId="6696FF14" wp14:editId="4377FB22">
+            <wp:extent cx="3514725" cy="1171575"/>
+            <wp:effectExtent l="0" t="0" r="9525" b="9525"/>
+            <wp:docPr id="30" name="Рисунок 30"/>
             <wp:cNvGraphicFramePr>
               <a:graphicFrameLocks xmlns:a="http://schemas.openxmlformats.org/drawingml/2006/main" noChangeAspect="1"/>
             </wp:cNvGraphicFramePr>
@@ -2837,7 +2468,7 @@
                   <pic:spPr>
                     <a:xfrm>
                       <a:off x="0" y="0"/>
-                      <a:ext cx="2819794" cy="790685"/>
+                      <a:ext cx="3521028" cy="1173676"/>
                     </a:xfrm>
                     <a:prstGeom prst="rect">
                       <a:avLst/>
@@ -2871,69 +2502,17 @@
           <w:lang w:val="uk-UA"/>
         </w:rPr>
       </w:pPr>
-    </w:p>
-    <w:p>
-      <w:pPr>
-        <w:pStyle w:val="a7"/>
-        <w:numPr>
-          <w:ilvl w:val="0"/>
-          <w:numId w:val="10"/>
-        </w:numPr>
-        <w:spacing w:line="360" w:lineRule="auto"/>
-        <w:jc w:val="both"/>
-        <w:rPr>
-          <w:sz w:val="28"/>
-          <w:szCs w:val="28"/>
-          <w:lang w:val="uk-UA"/>
-        </w:rPr>
-      </w:pPr>
-      <w:r>
-        <w:rPr>
-          <w:sz w:val="28"/>
-          <w:szCs w:val="28"/>
-          <w:lang w:val="uk-UA"/>
-        </w:rPr>
-        <w:t xml:space="preserve">Створив папку з назвою </w:t>
-      </w:r>
-      <w:r>
-        <w:rPr>
-          <w:b/>
-          <w:bCs/>
-          <w:sz w:val="28"/>
-          <w:szCs w:val="28"/>
-          <w:lang w:val="uk-UA"/>
-        </w:rPr>
-        <w:t>Lab_5</w:t>
-      </w:r>
-      <w:r>
-        <w:rPr>
-          <w:sz w:val="28"/>
-          <w:szCs w:val="28"/>
-          <w:lang w:val="uk-UA"/>
-        </w:rPr>
-        <w:t xml:space="preserve"> локально у директорії з моїми лабораторними (web_basics):</w:t>
-      </w:r>
-    </w:p>
-    <w:p>
-      <w:pPr>
-        <w:spacing w:line="360" w:lineRule="auto"/>
-        <w:jc w:val="both"/>
-        <w:rPr>
-          <w:sz w:val="28"/>
-          <w:szCs w:val="28"/>
-          <w:lang w:val="uk-UA"/>
-        </w:rPr>
-      </w:pPr>
-      <w:r>
-        <w:rPr>
-          <w:noProof/>
+      <w:r>
+        <w:rPr>
+          <w:sz w:val="28"/>
+          <w:szCs w:val="28"/>
           <w:lang w:val="uk-UA"/>
         </w:rPr>
         <w:drawing>
-          <wp:inline distT="0" distB="0" distL="0" distR="0" wp14:anchorId="5ACAEC8A" wp14:editId="6466434C">
-            <wp:extent cx="5939790" cy="1908175"/>
-            <wp:effectExtent l="0" t="0" r="3810" b="0"/>
-            <wp:docPr id="15" name="Рисунок 15"/>
+          <wp:inline distT="0" distB="0" distL="0" distR="0" wp14:anchorId="65815FA1" wp14:editId="5943CBC1">
+            <wp:extent cx="5250657" cy="1405003"/>
+            <wp:effectExtent l="0" t="0" r="7620" b="5080"/>
+            <wp:docPr id="32" name="Рисунок 32"/>
             <wp:cNvGraphicFramePr>
               <a:graphicFrameLocks xmlns:a="http://schemas.openxmlformats.org/drawingml/2006/main" noChangeAspect="1"/>
             </wp:cNvGraphicFramePr>
@@ -2953,7 +2532,7 @@
                   <pic:spPr>
                     <a:xfrm>
                       <a:off x="0" y="0"/>
-                      <a:ext cx="5939790" cy="1908175"/>
+                      <a:ext cx="5257292" cy="1406778"/>
                     </a:xfrm>
                     <a:prstGeom prst="rect">
                       <a:avLst/>
@@ -2979,6 +2558,30 @@
     </w:p>
     <w:p>
       <w:pPr>
+        <w:spacing w:line="360" w:lineRule="auto"/>
+        <w:jc w:val="both"/>
+        <w:rPr>
+          <w:sz w:val="28"/>
+          <w:szCs w:val="28"/>
+          <w:lang w:val="uk-UA"/>
+        </w:rPr>
+      </w:pPr>
+    </w:p>
+    <w:p>
+      <w:pPr>
+        <w:pStyle w:val="a7"/>
+        <w:spacing w:line="360" w:lineRule="auto"/>
+        <w:ind w:left="1068"/>
+        <w:jc w:val="both"/>
+        <w:rPr>
+          <w:sz w:val="28"/>
+          <w:szCs w:val="28"/>
+          <w:lang w:val="uk-UA"/>
+        </w:rPr>
+      </w:pPr>
+    </w:p>
+    <w:p>
+      <w:pPr>
         <w:pStyle w:val="a7"/>
         <w:spacing w:line="360" w:lineRule="auto"/>
         <w:ind w:left="1068"/>
@@ -3011,42 +2614,68 @@
           <w:szCs w:val="28"/>
           <w:lang w:val="uk-UA"/>
         </w:rPr>
-        <w:t>У папці для лабораторної роботи 5 відтворив файли з онлайн ресурсів:</w:t>
-      </w:r>
-    </w:p>
-    <w:p>
-      <w:pPr>
-        <w:pStyle w:val="a7"/>
-        <w:spacing w:line="360" w:lineRule="auto"/>
-        <w:ind w:left="1068"/>
-        <w:jc w:val="both"/>
-        <w:rPr>
-          <w:sz w:val="28"/>
-          <w:szCs w:val="28"/>
-          <w:lang w:val="uk-UA"/>
-        </w:rPr>
-      </w:pPr>
-    </w:p>
-    <w:p>
-      <w:pPr>
-        <w:spacing w:line="360" w:lineRule="auto"/>
-        <w:jc w:val="both"/>
-        <w:rPr>
-          <w:sz w:val="28"/>
-          <w:szCs w:val="28"/>
-          <w:lang w:val="uk-UA"/>
-        </w:rPr>
-      </w:pPr>
-      <w:r>
-        <w:rPr>
-          <w:noProof/>
+        <w:t xml:space="preserve">Створив папку з назвою </w:t>
+      </w:r>
+      <w:r>
+        <w:rPr>
+          <w:b/>
+          <w:bCs/>
+          <w:sz w:val="28"/>
+          <w:szCs w:val="28"/>
+          <w:lang w:val="uk-UA"/>
+        </w:rPr>
+        <w:t>Lab_</w:t>
+      </w:r>
+      <w:r>
+        <w:rPr>
+          <w:b/>
+          <w:bCs/>
+          <w:sz w:val="28"/>
+          <w:szCs w:val="28"/>
+        </w:rPr>
+        <w:t>6</w:t>
+      </w:r>
+      <w:r>
+        <w:rPr>
+          <w:sz w:val="28"/>
+          <w:szCs w:val="28"/>
+          <w:lang w:val="uk-UA"/>
+        </w:rPr>
+        <w:t xml:space="preserve"> локально у директорії з моїми лабораторними (web_basics):</w:t>
+      </w:r>
+    </w:p>
+    <w:p>
+      <w:pPr>
+        <w:spacing w:line="360" w:lineRule="auto"/>
+        <w:jc w:val="both"/>
+        <w:rPr>
+          <w:sz w:val="28"/>
+          <w:szCs w:val="28"/>
+          <w:lang w:val="en-US"/>
+        </w:rPr>
+      </w:pPr>
+    </w:p>
+    <w:p>
+      <w:pPr>
+        <w:spacing w:line="360" w:lineRule="auto"/>
+        <w:jc w:val="center"/>
+        <w:rPr>
+          <w:sz w:val="28"/>
+          <w:szCs w:val="28"/>
+          <w:lang w:val="uk-UA"/>
+        </w:rPr>
+      </w:pPr>
+      <w:r>
+        <w:rPr>
+          <w:sz w:val="28"/>
+          <w:szCs w:val="28"/>
           <w:lang w:val="uk-UA"/>
         </w:rPr>
         <w:drawing>
-          <wp:inline distT="0" distB="0" distL="0" distR="0" wp14:anchorId="63F23B2F" wp14:editId="06BED6EF">
-            <wp:extent cx="5939790" cy="843915"/>
-            <wp:effectExtent l="0" t="0" r="3810" b="0"/>
-            <wp:docPr id="16" name="Рисунок 16"/>
+          <wp:inline distT="0" distB="0" distL="0" distR="0" wp14:anchorId="6E495CF6" wp14:editId="14D7730F">
+            <wp:extent cx="5939790" cy="276860"/>
+            <wp:effectExtent l="0" t="0" r="3810" b="8890"/>
+            <wp:docPr id="33" name="Рисунок 33"/>
             <wp:cNvGraphicFramePr>
               <a:graphicFrameLocks xmlns:a="http://schemas.openxmlformats.org/drawingml/2006/main" noChangeAspect="1"/>
             </wp:cNvGraphicFramePr>
@@ -3066,7 +2695,7 @@
                   <pic:spPr>
                     <a:xfrm>
                       <a:off x="0" y="0"/>
-                      <a:ext cx="5939790" cy="843915"/>
+                      <a:ext cx="5939790" cy="276860"/>
                     </a:xfrm>
                     <a:prstGeom prst="rect">
                       <a:avLst/>
@@ -3082,25 +2711,116 @@
     <w:p>
       <w:pPr>
         <w:spacing w:line="360" w:lineRule="auto"/>
-        <w:jc w:val="center"/>
-        <w:rPr>
-          <w:sz w:val="28"/>
-          <w:szCs w:val="28"/>
-          <w:lang w:val="uk-UA"/>
-        </w:rPr>
-      </w:pPr>
-      <w:r>
-        <w:rPr>
-          <w:noProof/>
+        <w:jc w:val="both"/>
+        <w:rPr>
+          <w:sz w:val="28"/>
+          <w:szCs w:val="28"/>
+          <w:lang w:val="uk-UA"/>
+        </w:rPr>
+      </w:pPr>
+    </w:p>
+    <w:p>
+      <w:pPr>
+        <w:pStyle w:val="a7"/>
+        <w:spacing w:line="360" w:lineRule="auto"/>
+        <w:ind w:left="1068"/>
+        <w:jc w:val="both"/>
+        <w:rPr>
+          <w:sz w:val="28"/>
+          <w:szCs w:val="28"/>
+          <w:lang w:val="uk-UA"/>
+        </w:rPr>
+      </w:pPr>
+    </w:p>
+    <w:p>
+      <w:pPr>
+        <w:pStyle w:val="a7"/>
+        <w:numPr>
+          <w:ilvl w:val="0"/>
+          <w:numId w:val="10"/>
+        </w:numPr>
+        <w:spacing w:line="360" w:lineRule="auto"/>
+        <w:jc w:val="both"/>
+        <w:rPr>
+          <w:sz w:val="28"/>
+          <w:szCs w:val="28"/>
+          <w:lang w:val="uk-UA"/>
+        </w:rPr>
+      </w:pPr>
+      <w:r>
+        <w:rPr>
+          <w:sz w:val="28"/>
+          <w:szCs w:val="28"/>
+          <w:lang w:val="uk-UA"/>
+        </w:rPr>
+        <w:t xml:space="preserve">У папці для лабораторної роботи </w:t>
+      </w:r>
+      <w:r>
+        <w:rPr>
+          <w:sz w:val="28"/>
+          <w:szCs w:val="28"/>
+        </w:rPr>
+        <w:t>6</w:t>
+      </w:r>
+      <w:r>
+        <w:rPr>
+          <w:sz w:val="28"/>
+          <w:szCs w:val="28"/>
+          <w:lang w:val="uk-UA"/>
+        </w:rPr>
+        <w:t xml:space="preserve"> відтворив файли з онлайн ресурс</w:t>
+      </w:r>
+      <w:r>
+        <w:rPr>
+          <w:sz w:val="28"/>
+          <w:szCs w:val="28"/>
+          <w:lang w:val="uk-UA"/>
+        </w:rPr>
+        <w:t>а</w:t>
+      </w:r>
+      <w:r>
+        <w:rPr>
+          <w:sz w:val="28"/>
+          <w:szCs w:val="28"/>
+          <w:lang w:val="uk-UA"/>
+        </w:rPr>
+        <w:t>:</w:t>
+      </w:r>
+    </w:p>
+    <w:p>
+      <w:pPr>
+        <w:pStyle w:val="a7"/>
+        <w:spacing w:line="360" w:lineRule="auto"/>
+        <w:ind w:left="1068"/>
+        <w:jc w:val="both"/>
+        <w:rPr>
+          <w:sz w:val="28"/>
+          <w:szCs w:val="28"/>
+          <w:lang w:val="uk-UA"/>
+        </w:rPr>
+      </w:pPr>
+    </w:p>
+    <w:p>
+      <w:pPr>
+        <w:spacing w:line="360" w:lineRule="auto"/>
+        <w:jc w:val="both"/>
+        <w:rPr>
+          <w:sz w:val="28"/>
+          <w:szCs w:val="28"/>
+          <w:lang w:val="uk-UA"/>
+        </w:rPr>
+      </w:pPr>
+      <w:r>
+        <w:rPr>
           <w:sz w:val="28"/>
           <w:szCs w:val="28"/>
           <w:lang w:val="uk-UA"/>
         </w:rPr>
         <w:drawing>
-          <wp:inline distT="0" distB="0" distL="0" distR="0" wp14:anchorId="35C44A4B" wp14:editId="2C5E95FD">
-            <wp:extent cx="5939790" cy="3022600"/>
-            <wp:effectExtent l="0" t="0" r="3810" b="6350"/>
-            <wp:docPr id="17" name="Рисунок 17"/>
+          <wp:inline distT="0" distB="0" distL="0" distR="0" wp14:anchorId="281E13DC" wp14:editId="6BDE2F68">
+            <wp:extent cx="5939790" cy="686435"/>
+            <wp:effectExtent l="0" t="0" r="3810" b="0"/>
+            <wp:docPr id="35" name="Рисунок 35"/>
             <wp:cNvGraphicFramePr>
               <a:graphicFrameLocks xmlns:a="http://schemas.openxmlformats.org/drawingml/2006/main" noChangeAspect="1"/>
             </wp:cNvGraphicFramePr>
@@ -3120,7 +2840,7 @@
                   <pic:spPr>
                     <a:xfrm>
                       <a:off x="0" y="0"/>
-                      <a:ext cx="5939790" cy="3022600"/>
+                      <a:ext cx="5939790" cy="686435"/>
                     </a:xfrm>
                     <a:prstGeom prst="rect">
                       <a:avLst/>
@@ -3143,30 +2863,17 @@
           <w:lang w:val="uk-UA"/>
         </w:rPr>
       </w:pPr>
-    </w:p>
-    <w:p>
-      <w:pPr>
-        <w:spacing w:line="360" w:lineRule="auto"/>
-        <w:jc w:val="center"/>
-        <w:rPr>
-          <w:sz w:val="28"/>
-          <w:szCs w:val="28"/>
-          <w:lang w:val="uk-UA"/>
-        </w:rPr>
-      </w:pPr>
-      <w:r>
-        <w:rPr>
-          <w:noProof/>
-          <w:sz w:val="28"/>
-          <w:szCs w:val="28"/>
-          <w:lang w:val="uk-UA"/>
-        </w:rPr>
-        <w:lastRenderedPageBreak/>
+      <w:r>
+        <w:rPr>
+          <w:sz w:val="28"/>
+          <w:szCs w:val="28"/>
+          <w:lang w:val="uk-UA"/>
+        </w:rPr>
         <w:drawing>
-          <wp:inline distT="0" distB="0" distL="0" distR="0" wp14:anchorId="3604FEE9" wp14:editId="6C90926A">
-            <wp:extent cx="5939790" cy="3160395"/>
-            <wp:effectExtent l="0" t="0" r="3810" b="1905"/>
-            <wp:docPr id="18" name="Рисунок 18"/>
+          <wp:inline distT="0" distB="0" distL="0" distR="0" wp14:anchorId="0EB67101" wp14:editId="657AFB70">
+            <wp:extent cx="5939790" cy="3020695"/>
+            <wp:effectExtent l="0" t="0" r="3810" b="8255"/>
+            <wp:docPr id="34" name="Рисунок 34"/>
             <wp:cNvGraphicFramePr>
               <a:graphicFrameLocks xmlns:a="http://schemas.openxmlformats.org/drawingml/2006/main" noChangeAspect="1"/>
             </wp:cNvGraphicFramePr>
@@ -3186,7 +2893,7 @@
                   <pic:spPr>
                     <a:xfrm>
                       <a:off x="0" y="0"/>
-                      <a:ext cx="5939790" cy="3160395"/>
+                      <a:ext cx="5939790" cy="3020695"/>
                     </a:xfrm>
                     <a:prstGeom prst="rect">
                       <a:avLst/>
@@ -3212,56 +2919,6 @@
     </w:p>
     <w:p>
       <w:pPr>
-        <w:pStyle w:val="a7"/>
-        <w:spacing w:line="360" w:lineRule="auto"/>
-        <w:ind w:left="1068"/>
-        <w:jc w:val="both"/>
-        <w:rPr>
-          <w:sz w:val="28"/>
-          <w:szCs w:val="28"/>
-          <w:lang w:val="uk-UA"/>
-        </w:rPr>
-      </w:pPr>
-    </w:p>
-    <w:p>
-      <w:pPr>
-        <w:pStyle w:val="a7"/>
-        <w:spacing w:line="360" w:lineRule="auto"/>
-        <w:ind w:left="1068"/>
-        <w:jc w:val="both"/>
-        <w:rPr>
-          <w:sz w:val="28"/>
-          <w:szCs w:val="28"/>
-          <w:lang w:val="uk-UA"/>
-        </w:rPr>
-      </w:pPr>
-    </w:p>
-    <w:p>
-      <w:pPr>
-        <w:pStyle w:val="a7"/>
-        <w:numPr>
-          <w:ilvl w:val="0"/>
-          <w:numId w:val="10"/>
-        </w:numPr>
-        <w:spacing w:line="360" w:lineRule="auto"/>
-        <w:jc w:val="both"/>
-        <w:rPr>
-          <w:sz w:val="28"/>
-          <w:szCs w:val="28"/>
-          <w:lang w:val="uk-UA"/>
-        </w:rPr>
-      </w:pPr>
-      <w:r>
-        <w:rPr>
-          <w:sz w:val="28"/>
-          <w:szCs w:val="28"/>
-          <w:lang w:val="uk-UA"/>
-        </w:rPr>
-        <w:t>Перевірив код через валідатор:</w:t>
-      </w:r>
-    </w:p>
-    <w:p>
-      <w:pPr>
         <w:spacing w:line="360" w:lineRule="auto"/>
         <w:jc w:val="center"/>
         <w:rPr>
@@ -3272,14 +2929,15 @@
       </w:pPr>
       <w:r>
         <w:rPr>
-          <w:noProof/>
+          <w:sz w:val="28"/>
+          <w:szCs w:val="28"/>
           <w:lang w:val="uk-UA"/>
         </w:rPr>
         <w:drawing>
-          <wp:inline distT="0" distB="0" distL="0" distR="0" wp14:anchorId="2316BB9B" wp14:editId="1137D2D4">
-            <wp:extent cx="5939790" cy="1996440"/>
-            <wp:effectExtent l="0" t="0" r="3810" b="3810"/>
-            <wp:docPr id="20" name="Рисунок 20"/>
+          <wp:inline distT="0" distB="0" distL="0" distR="0" wp14:anchorId="794DEC99" wp14:editId="155F1D34">
+            <wp:extent cx="5939790" cy="3016250"/>
+            <wp:effectExtent l="0" t="0" r="3810" b="0"/>
+            <wp:docPr id="36" name="Рисунок 36"/>
             <wp:cNvGraphicFramePr>
               <a:graphicFrameLocks xmlns:a="http://schemas.openxmlformats.org/drawingml/2006/main" noChangeAspect="1"/>
             </wp:cNvGraphicFramePr>
@@ -3299,7 +2957,7 @@
                   <pic:spPr>
                     <a:xfrm>
                       <a:off x="0" y="0"/>
-                      <a:ext cx="5939790" cy="1996440"/>
+                      <a:ext cx="5939790" cy="3016250"/>
                     </a:xfrm>
                     <a:prstGeom prst="rect">
                       <a:avLst/>
@@ -3326,6 +2984,32 @@
     <w:p>
       <w:pPr>
         <w:pStyle w:val="a7"/>
+        <w:spacing w:line="360" w:lineRule="auto"/>
+        <w:ind w:left="1068"/>
+        <w:jc w:val="both"/>
+        <w:rPr>
+          <w:sz w:val="28"/>
+          <w:szCs w:val="28"/>
+          <w:lang w:val="uk-UA"/>
+        </w:rPr>
+      </w:pPr>
+    </w:p>
+    <w:p>
+      <w:pPr>
+        <w:pStyle w:val="a7"/>
+        <w:spacing w:line="360" w:lineRule="auto"/>
+        <w:ind w:left="1068"/>
+        <w:jc w:val="both"/>
+        <w:rPr>
+          <w:sz w:val="28"/>
+          <w:szCs w:val="28"/>
+          <w:lang w:val="uk-UA"/>
+        </w:rPr>
+      </w:pPr>
+    </w:p>
+    <w:p>
+      <w:pPr>
+        <w:pStyle w:val="a7"/>
         <w:numPr>
           <w:ilvl w:val="0"/>
           <w:numId w:val="10"/>
@@ -3344,7 +3028,8 @@
           <w:szCs w:val="28"/>
           <w:lang w:val="uk-UA"/>
         </w:rPr>
-        <w:t>Закомітив та запушив зміни на GitHub:</w:t>
+        <w:lastRenderedPageBreak/>
+        <w:t>Перевірив код через валідатор:</w:t>
       </w:r>
     </w:p>
     <w:p>
@@ -3359,17 +3044,15 @@
       </w:pPr>
       <w:r>
         <w:rPr>
-          <w:noProof/>
-          <w:sz w:val="28"/>
-          <w:szCs w:val="28"/>
-          <w:lang w:val="uk-UA"/>
-        </w:rPr>
-        <w:lastRenderedPageBreak/>
+          <w:sz w:val="28"/>
+          <w:szCs w:val="28"/>
+          <w:lang w:val="uk-UA"/>
+        </w:rPr>
         <w:drawing>
-          <wp:inline distT="0" distB="0" distL="0" distR="0" wp14:anchorId="5C5DD941" wp14:editId="5D1E157A">
-            <wp:extent cx="5939790" cy="2565400"/>
-            <wp:effectExtent l="0" t="0" r="3810" b="6350"/>
-            <wp:docPr id="21" name="Рисунок 21"/>
+          <wp:inline distT="0" distB="0" distL="0" distR="0" wp14:anchorId="451CDBCC" wp14:editId="62C7AF49">
+            <wp:extent cx="5939790" cy="2714625"/>
+            <wp:effectExtent l="0" t="0" r="3810" b="9525"/>
+            <wp:docPr id="37" name="Рисунок 37"/>
             <wp:cNvGraphicFramePr>
               <a:graphicFrameLocks xmlns:a="http://schemas.openxmlformats.org/drawingml/2006/main" noChangeAspect="1"/>
             </wp:cNvGraphicFramePr>
@@ -3389,7 +3072,7 @@
                   <pic:spPr>
                     <a:xfrm>
                       <a:off x="0" y="0"/>
-                      <a:ext cx="5939790" cy="2565400"/>
+                      <a:ext cx="5939790" cy="2714625"/>
                     </a:xfrm>
                     <a:prstGeom prst="rect">
                       <a:avLst/>
@@ -3415,9 +3098,97 @@
     </w:p>
     <w:p>
       <w:pPr>
+        <w:pStyle w:val="a7"/>
+        <w:numPr>
+          <w:ilvl w:val="0"/>
+          <w:numId w:val="10"/>
+        </w:numPr>
+        <w:spacing w:line="360" w:lineRule="auto"/>
+        <w:jc w:val="both"/>
+        <w:rPr>
+          <w:sz w:val="28"/>
+          <w:szCs w:val="28"/>
+          <w:lang w:val="uk-UA"/>
+        </w:rPr>
+      </w:pPr>
+      <w:r>
+        <w:rPr>
+          <w:sz w:val="28"/>
+          <w:szCs w:val="28"/>
+          <w:lang w:val="uk-UA"/>
+        </w:rPr>
+        <w:t>Закомітив та запушив зміни на GitHub:</w:t>
+      </w:r>
+    </w:p>
+    <w:p>
+      <w:pPr>
         <w:spacing w:line="360" w:lineRule="auto"/>
         <w:jc w:val="center"/>
         <w:rPr>
+          <w:sz w:val="28"/>
+          <w:szCs w:val="28"/>
+          <w:lang w:val="uk-UA"/>
+        </w:rPr>
+      </w:pPr>
+      <w:r>
+        <w:rPr>
+          <w:sz w:val="28"/>
+          <w:szCs w:val="28"/>
+          <w:lang w:val="uk-UA"/>
+        </w:rPr>
+        <w:drawing>
+          <wp:inline distT="0" distB="0" distL="0" distR="0" wp14:anchorId="0D0F31F7" wp14:editId="1FC21032">
+            <wp:extent cx="5939790" cy="2169795"/>
+            <wp:effectExtent l="0" t="0" r="3810" b="1905"/>
+            <wp:docPr id="38" name="Рисунок 38"/>
+            <wp:cNvGraphicFramePr>
+              <a:graphicFrameLocks xmlns:a="http://schemas.openxmlformats.org/drawingml/2006/main" noChangeAspect="1"/>
+            </wp:cNvGraphicFramePr>
+            <a:graphic xmlns:a="http://schemas.openxmlformats.org/drawingml/2006/main">
+              <a:graphicData uri="http://schemas.openxmlformats.org/drawingml/2006/picture">
+                <pic:pic xmlns:pic="http://schemas.openxmlformats.org/drawingml/2006/picture">
+                  <pic:nvPicPr>
+                    <pic:cNvPr id="1" name=""/>
+                    <pic:cNvPicPr/>
+                  </pic:nvPicPr>
+                  <pic:blipFill>
+                    <a:blip r:embed="rId23"/>
+                    <a:stretch>
+                      <a:fillRect/>
+                    </a:stretch>
+                  </pic:blipFill>
+                  <pic:spPr>
+                    <a:xfrm>
+                      <a:off x="0" y="0"/>
+                      <a:ext cx="5939790" cy="2169795"/>
+                    </a:xfrm>
+                    <a:prstGeom prst="rect">
+                      <a:avLst/>
+                    </a:prstGeom>
+                  </pic:spPr>
+                </pic:pic>
+              </a:graphicData>
+            </a:graphic>
+          </wp:inline>
+        </w:drawing>
+      </w:r>
+    </w:p>
+    <w:p>
+      <w:pPr>
+        <w:spacing w:line="360" w:lineRule="auto"/>
+        <w:jc w:val="center"/>
+        <w:rPr>
+          <w:sz w:val="28"/>
+          <w:szCs w:val="28"/>
+          <w:lang w:val="uk-UA"/>
+        </w:rPr>
+      </w:pPr>
+    </w:p>
+    <w:p>
+      <w:pPr>
+        <w:spacing w:line="360" w:lineRule="auto"/>
+        <w:jc w:val="center"/>
+        <w:rPr>
           <w:b/>
           <w:bCs/>
           <w:sz w:val="28"/>
@@ -3473,7 +3244,79 @@
           <w:szCs w:val="28"/>
           <w:lang w:val="uk-UA"/>
         </w:rPr>
-        <w:t>Отже, в ході роботи я навчився користуватися різними селекторами CSS, такими як класи, айді, універсальний селектор. Завдяки їм я зміг оформити дану html-конструкцію, задавши їй css-стилі. Ці практичні та теоретичні знання знадобляться мені в майбутній роботі за моєю спеціальністю. Я вважаю мету роботи досягнутою.</w:t>
+        <w:t xml:space="preserve">Отже, в ході роботи я </w:t>
+      </w:r>
+      <w:r>
+        <w:rPr>
+          <w:sz w:val="28"/>
+          <w:szCs w:val="28"/>
+          <w:lang w:val="uk-UA"/>
+        </w:rPr>
+        <w:t>закріпив практичні навички роботи з мовою</w:t>
+      </w:r>
+      <w:r>
+        <w:rPr>
+          <w:sz w:val="28"/>
+          <w:szCs w:val="28"/>
+          <w:lang w:val="uk-UA"/>
+        </w:rPr>
+        <w:t xml:space="preserve"> CSS, </w:t>
+      </w:r>
+      <w:r>
+        <w:rPr>
+          <w:sz w:val="28"/>
+          <w:szCs w:val="28"/>
+          <w:lang w:val="uk-UA"/>
+        </w:rPr>
+        <w:t xml:space="preserve">навчився підключати зовнішні шрифти з сервісу </w:t>
+      </w:r>
+      <w:r>
+        <w:rPr>
+          <w:sz w:val="28"/>
+          <w:szCs w:val="28"/>
+          <w:lang w:val="en-US"/>
+        </w:rPr>
+        <w:t>Google</w:t>
+      </w:r>
+      <w:r>
+        <w:rPr>
+          <w:sz w:val="28"/>
+          <w:szCs w:val="28"/>
+          <w:lang w:val="uk-UA"/>
+        </w:rPr>
+        <w:t xml:space="preserve"> </w:t>
+      </w:r>
+      <w:r>
+        <w:rPr>
+          <w:sz w:val="28"/>
+          <w:szCs w:val="28"/>
+          <w:lang w:val="en-US"/>
+        </w:rPr>
+        <w:t>Fonts</w:t>
+      </w:r>
+      <w:r>
+        <w:rPr>
+          <w:sz w:val="28"/>
+          <w:szCs w:val="28"/>
+          <w:lang w:val="uk-UA"/>
+        </w:rPr>
+        <w:t xml:space="preserve">. </w:t>
+      </w:r>
+      <w:r>
+        <w:rPr>
+          <w:sz w:val="28"/>
+          <w:szCs w:val="28"/>
+          <w:lang w:val="uk-UA"/>
+        </w:rPr>
+        <w:t>Вивчив основи блочної моделі, її властивості та особливості</w:t>
+      </w:r>
+      <w:r>
+        <w:rPr>
+          <w:sz w:val="28"/>
+          <w:szCs w:val="28"/>
+          <w:lang w:val="uk-UA"/>
+        </w:rPr>
+        <w:t>. Ці практичні та теоретичні знання знадобляться мені в майбутній роботі за моєю спеціальністю. Я вважаю мету роботи досягнутою.</w:t>
       </w:r>
     </w:p>
     <w:sectPr>
@@ -4204,6 +4047,119 @@
       <w:lvlJc w:val="right"/>
       <w:pPr>
         <w:ind w:left="6480" w:hanging="180"/>
+      </w:pPr>
+    </w:lvl>
+  </w:abstractNum>
+  <w:abstractNum w:abstractNumId="7" w15:restartNumberingAfterBreak="0">
+    <w:nsid w:val="7422144F"/>
+    <w:multiLevelType w:val="multilevel"/>
+    <w:tmpl w:val="A9F8110E"/>
+    <w:lvl w:ilvl="0">
+      <w:start w:val="3"/>
+      <w:numFmt w:val="decimal"/>
+      <w:lvlText w:val="%1."/>
+      <w:lvlJc w:val="left"/>
+      <w:pPr>
+        <w:tabs>
+          <w:tab w:val="num" w:pos="720"/>
+        </w:tabs>
+        <w:ind w:left="720" w:hanging="360"/>
+      </w:pPr>
+    </w:lvl>
+    <w:lvl w:ilvl="1" w:tentative="1">
+      <w:start w:val="1"/>
+      <w:numFmt w:val="decimal"/>
+      <w:lvlText w:val="%2."/>
+      <w:lvlJc w:val="left"/>
+      <w:pPr>
+        <w:tabs>
+          <w:tab w:val="num" w:pos="1440"/>
+        </w:tabs>
+        <w:ind w:left="1440" w:hanging="360"/>
+      </w:pPr>
+    </w:lvl>
+    <w:lvl w:ilvl="2" w:tentative="1">
+      <w:start w:val="1"/>
+      <w:numFmt w:val="decimal"/>
+      <w:lvlText w:val="%3."/>
+      <w:lvlJc w:val="left"/>
+      <w:pPr>
+        <w:tabs>
+          <w:tab w:val="num" w:pos="2160"/>
+        </w:tabs>
+        <w:ind w:left="2160" w:hanging="360"/>
+      </w:pPr>
+    </w:lvl>
+    <w:lvl w:ilvl="3" w:tentative="1">
+      <w:start w:val="1"/>
+      <w:numFmt w:val="decimal"/>
+      <w:lvlText w:val="%4."/>
+      <w:lvlJc w:val="left"/>
+      <w:pPr>
+        <w:tabs>
+          <w:tab w:val="num" w:pos="2880"/>
+        </w:tabs>
+        <w:ind w:left="2880" w:hanging="360"/>
+      </w:pPr>
+    </w:lvl>
+    <w:lvl w:ilvl="4" w:tentative="1">
+      <w:start w:val="1"/>
+      <w:numFmt w:val="decimal"/>
+      <w:lvlText w:val="%5."/>
+      <w:lvlJc w:val="left"/>
+      <w:pPr>
+        <w:tabs>
+          <w:tab w:val="num" w:pos="3600"/>
+        </w:tabs>
+        <w:ind w:left="3600" w:hanging="360"/>
+      </w:pPr>
+    </w:lvl>
+    <w:lvl w:ilvl="5" w:tentative="1">
+      <w:start w:val="1"/>
+      <w:numFmt w:val="decimal"/>
+      <w:lvlText w:val="%6."/>
+      <w:lvlJc w:val="left"/>
+      <w:pPr>
+        <w:tabs>
+          <w:tab w:val="num" w:pos="4320"/>
+        </w:tabs>
+        <w:ind w:left="4320" w:hanging="360"/>
+      </w:pPr>
+    </w:lvl>
+    <w:lvl w:ilvl="6" w:tentative="1">
+      <w:start w:val="1"/>
+      <w:numFmt w:val="decimal"/>
+      <w:lvlText w:val="%7."/>
+      <w:lvlJc w:val="left"/>
+      <w:pPr>
+        <w:tabs>
+          <w:tab w:val="num" w:pos="5040"/>
+        </w:tabs>
+        <w:ind w:left="5040" w:hanging="360"/>
+      </w:pPr>
+    </w:lvl>
+    <w:lvl w:ilvl="7" w:tentative="1">
+      <w:start w:val="1"/>
+      <w:numFmt w:val="decimal"/>
+      <w:lvlText w:val="%8."/>
+      <w:lvlJc w:val="left"/>
+      <w:pPr>
+        <w:tabs>
+          <w:tab w:val="num" w:pos="5760"/>
+        </w:tabs>
+        <w:ind w:left="5760" w:hanging="360"/>
+      </w:pPr>
+    </w:lvl>
+    <w:lvl w:ilvl="8" w:tentative="1">
+      <w:start w:val="1"/>
+      <w:numFmt w:val="decimal"/>
+      <w:lvlText w:val="%9."/>
+      <w:lvlJc w:val="left"/>
+      <w:pPr>
+        <w:tabs>
+          <w:tab w:val="num" w:pos="6480"/>
+        </w:tabs>
+        <w:ind w:left="6480" w:hanging="360"/>
       </w:pPr>
     </w:lvl>
   </w:abstractNum>
@@ -4274,6 +4230,56 @@
   </w:num>
   <w:num w:numId="11" w16cid:durableId="1570577851">
     <w:abstractNumId w:val="6"/>
+  </w:num>
+  <w:num w:numId="12" w16cid:durableId="1087462985">
+    <w:abstractNumId w:val="7"/>
+    <w:lvlOverride w:ilvl="0">
+      <w:lvl w:ilvl="0">
+        <w:numFmt w:val="decimal"/>
+        <w:lvlText w:val="%1."/>
+        <w:lvlJc w:val="left"/>
+      </w:lvl>
+    </w:lvlOverride>
+  </w:num>
+  <w:num w:numId="13" w16cid:durableId="1000810605">
+    <w:abstractNumId w:val="7"/>
+    <w:lvlOverride w:ilvl="0">
+      <w:lvl w:ilvl="0">
+        <w:numFmt w:val="decimal"/>
+        <w:lvlText w:val="%1."/>
+        <w:lvlJc w:val="left"/>
+      </w:lvl>
+    </w:lvlOverride>
+  </w:num>
+  <w:num w:numId="14" w16cid:durableId="1077822805">
+    <w:abstractNumId w:val="7"/>
+    <w:lvlOverride w:ilvl="0">
+      <w:lvl w:ilvl="0">
+        <w:numFmt w:val="decimal"/>
+        <w:lvlText w:val="%1."/>
+        <w:lvlJc w:val="left"/>
+      </w:lvl>
+    </w:lvlOverride>
+  </w:num>
+  <w:num w:numId="15" w16cid:durableId="877935395">
+    <w:abstractNumId w:val="7"/>
+    <w:lvlOverride w:ilvl="0">
+      <w:lvl w:ilvl="0">
+        <w:numFmt w:val="decimal"/>
+        <w:lvlText w:val="%1."/>
+        <w:lvlJc w:val="left"/>
+      </w:lvl>
+    </w:lvlOverride>
+  </w:num>
+  <w:num w:numId="16" w16cid:durableId="844058023">
+    <w:abstractNumId w:val="7"/>
+    <w:lvlOverride w:ilvl="0">
+      <w:lvl w:ilvl="0">
+        <w:numFmt w:val="decimal"/>
+        <w:lvlText w:val="%1."/>
+        <w:lvlJc w:val="left"/>
+      </w:lvl>
+    </w:lvlOverride>
   </w:num>
 </w:numbering>
 </file>
